--- a/t18_s5.docx
+++ b/t18_s5.docx
@@ -3,2168 +3,1758 @@
 <w:document xmlns:wpc="http://schemas.microsoft.com/office/word/2010/wordprocessingCanvas" xmlns:mo="http://schemas.microsoft.com/office/mac/office/2008/main" xmlns:mc="http://schemas.openxmlformats.org/markup-compatibility/2006" xmlns:mv="urn:schemas-microsoft-com:mac:vml" xmlns:o="urn:schemas-microsoft-com:office:office" xmlns:r="http://schemas.openxmlformats.org/officeDocument/2006/relationships" xmlns:m="http://schemas.openxmlformats.org/officeDocument/2006/math" xmlns:v="urn:schemas-microsoft-com:vml" xmlns:wp14="http://schemas.microsoft.com/office/word/2010/wordprocessingDrawing" xmlns:wp="http://schemas.openxmlformats.org/drawingml/2006/wordprocessingDrawing" xmlns:w10="urn:schemas-microsoft-com:office:word" xmlns:w="http://schemas.openxmlformats.org/wordprocessingml/2006/main" xmlns:w14="http://schemas.microsoft.com/office/word/2010/wordml" xmlns:wpg="http://schemas.microsoft.com/office/word/2010/wordprocessingGroup" xmlns:wpi="http://schemas.microsoft.com/office/word/2010/wordprocessingInk" xmlns:wne="http://schemas.microsoft.com/office/word/2006/wordml" xmlns:wps="http://schemas.microsoft.com/office/word/2010/wordprocessingShape" mc:Ignorable="w14 wp14">
   <w:body>
     <w:p>
-      <w:pPr>
-        <w:spacing w:after="20" w:before="120"/>
-      </w:pPr>
-      <w:r>
-        <w:rPr>
-          <w:b/>
-          <w:sz w:val="22"/>
-        </w:rPr>
-        <w:t>Question: The 'Param Vir Chakra' is awarded for:</w:t>
-      </w:r>
-    </w:p>
-    <w:p>
-      <w:pPr>
-        <w:spacing w:after="0" w:before="0"/>
-      </w:pPr>
-      <w:r>
-        <w:rPr>
-          <w:b w:val="0"/>
-          <w:sz w:val="22"/>
-        </w:rPr>
-        <w:t>(a) Sports achievement</w:t>
-      </w:r>
-    </w:p>
-    <w:p>
-      <w:pPr>
-        <w:spacing w:after="0" w:before="0"/>
-      </w:pPr>
-      <w:r>
-        <w:rPr>
-          <w:b w:val="0"/>
-          <w:sz w:val="22"/>
-        </w:rPr>
-        <w:t>(b) Social service</w:t>
-      </w:r>
-    </w:p>
-    <w:p>
-      <w:pPr>
-        <w:spacing w:after="0" w:before="0"/>
-      </w:pPr>
-      <w:r>
-        <w:rPr>
-          <w:b w:val="0"/>
-          <w:sz w:val="22"/>
-        </w:rPr>
-        <w:t>(c) Bravery in war</w:t>
-      </w:r>
-    </w:p>
-    <w:p>
-      <w:pPr>
-        <w:spacing w:after="0" w:before="0"/>
-      </w:pPr>
-      <w:r>
-        <w:rPr>
-          <w:b w:val="0"/>
-          <w:sz w:val="22"/>
-        </w:rPr>
-        <w:t>(d) Scientific research</w:t>
-      </w:r>
-    </w:p>
-    <w:p>
-      <w:pPr>
-        <w:spacing w:after="0" w:before="40"/>
-      </w:pPr>
-      <w:r>
-        <w:rPr>
-          <w:b/>
-          <w:sz w:val="22"/>
-        </w:rPr>
-        <w:t>Answer: c</w:t>
-      </w:r>
-    </w:p>
-    <w:p>
-      <w:pPr>
-        <w:spacing w:after="0" w:before="0"/>
-      </w:pPr>
-      <w:r>
-        <w:rPr>
-          <w:b w:val="0"/>
-          <w:sz w:val="21"/>
-        </w:rPr>
-        <w:t>Solution: The Param Vir Chakra is India's highest military decoration for valour in the face of the enemy.</w:t>
-      </w:r>
-    </w:p>
-    <w:p>
-      <w:pPr>
-        <w:spacing w:after="0" w:before="0"/>
-      </w:pPr>
-      <w:r>
-        <w:rPr>
-          <w:b w:val="0"/>
-          <w:sz w:val="20"/>
-        </w:rPr>
-        <w:t>Positive Marks: 1</w:t>
-      </w:r>
-    </w:p>
-    <w:p>
-      <w:pPr>
-        <w:spacing w:after="160" w:before="0"/>
-      </w:pPr>
-      <w:r>
-        <w:rPr>
-          <w:b w:val="0"/>
-          <w:sz w:val="20"/>
-        </w:rPr>
-        <w:t>Negative Marks: 0.25</w:t>
-      </w:r>
-    </w:p>
-    <w:p>
-      <w:pPr>
-        <w:spacing w:after="20" w:before="120"/>
-      </w:pPr>
-      <w:r>
-        <w:rPr>
-          <w:b/>
-          <w:sz w:val="22"/>
-        </w:rPr>
-        <w:t>Question: Which type of fluid creates an osmotic gradient and drives fluid from the interstitial space into the intravascular space is known as?</w:t>
-      </w:r>
-    </w:p>
-    <w:p>
-      <w:pPr>
-        <w:spacing w:after="0" w:before="0"/>
-      </w:pPr>
-      <w:r>
-        <w:rPr>
-          <w:b w:val="0"/>
-          <w:sz w:val="22"/>
-        </w:rPr>
-        <w:t>(a) Hypertonic</w:t>
-      </w:r>
-    </w:p>
-    <w:p>
-      <w:pPr>
-        <w:spacing w:after="0" w:before="0"/>
-      </w:pPr>
-      <w:r>
-        <w:rPr>
-          <w:b w:val="0"/>
-          <w:sz w:val="22"/>
-        </w:rPr>
-        <w:t>(b) Hypotonic</w:t>
-      </w:r>
-    </w:p>
-    <w:p>
-      <w:pPr>
-        <w:spacing w:after="0" w:before="0"/>
-      </w:pPr>
-      <w:r>
-        <w:rPr>
-          <w:b w:val="0"/>
-          <w:sz w:val="22"/>
-        </w:rPr>
-        <w:t>(c) Isotonic</w:t>
-      </w:r>
-    </w:p>
-    <w:p>
-      <w:pPr>
-        <w:spacing w:after="0" w:before="0"/>
-      </w:pPr>
-      <w:r>
-        <w:rPr>
-          <w:b w:val="0"/>
-          <w:sz w:val="22"/>
-        </w:rPr>
-        <w:t>(d) Normotonic</w:t>
-      </w:r>
-    </w:p>
-    <w:p>
-      <w:pPr>
-        <w:spacing w:after="0" w:before="40"/>
-      </w:pPr>
-      <w:r>
-        <w:rPr>
-          <w:b/>
-          <w:sz w:val="22"/>
-        </w:rPr>
-        <w:t>Answer: a</w:t>
-      </w:r>
-    </w:p>
-    <w:p>
-      <w:pPr>
-        <w:spacing w:after="0" w:before="0"/>
-      </w:pPr>
-      <w:r>
-        <w:rPr>
-          <w:b w:val="0"/>
-          <w:sz w:val="21"/>
-        </w:rPr>
-        <w:t>Solution: A hypertonic fluid creates an osmotic gradient and drives fluid from the interstitial space into the intravascular space (option b). Hypertonic fluids have a higher solute concentration than the intravascular space. When administered intravenously, they exert an osmotic force, drawing water from the interstitial space into the blood vessels. This process helps expand intravascular volume and increase blood pressure. Hypertonic fluids are commonly used in specific clinical situations, such as severe hyponatremia or hypovolemic shock, to rapidly increase intravascular volume.</w:t>
-      </w:r>
-    </w:p>
-    <w:p>
-      <w:pPr>
-        <w:spacing w:after="0" w:before="0"/>
-      </w:pPr>
-      <w:r>
-        <w:rPr>
-          <w:b w:val="0"/>
-          <w:sz w:val="20"/>
-        </w:rPr>
-        <w:t>Positive Marks: 1</w:t>
-      </w:r>
-    </w:p>
-    <w:p>
-      <w:pPr>
-        <w:spacing w:after="160" w:before="0"/>
-      </w:pPr>
-      <w:r>
-        <w:rPr>
-          <w:b w:val="0"/>
-          <w:sz w:val="20"/>
-        </w:rPr>
-        <w:t>Negative Marks: 0.25</w:t>
-      </w:r>
-    </w:p>
-    <w:p>
-      <w:pPr>
-        <w:spacing w:after="20" w:before="120"/>
-      </w:pPr>
-      <w:r>
-        <w:rPr>
-          <w:b/>
-          <w:sz w:val="22"/>
-        </w:rPr>
-        <w:t>Question: Which of the following is the national aquatic animal of India?</w:t>
-      </w:r>
-    </w:p>
-    <w:p>
-      <w:pPr>
-        <w:spacing w:after="0" w:before="0"/>
-      </w:pPr>
-      <w:r>
-        <w:rPr>
-          <w:b w:val="0"/>
-          <w:sz w:val="22"/>
-        </w:rPr>
-        <w:t>(a) Crocodile</w:t>
-      </w:r>
-    </w:p>
-    <w:p>
-      <w:pPr>
-        <w:spacing w:after="0" w:before="0"/>
-      </w:pPr>
-      <w:r>
-        <w:rPr>
-          <w:b w:val="0"/>
-          <w:sz w:val="22"/>
-        </w:rPr>
-        <w:t>(b) Blue whale</w:t>
-      </w:r>
-    </w:p>
-    <w:p>
-      <w:pPr>
-        <w:spacing w:after="0" w:before="0"/>
-      </w:pPr>
-      <w:r>
-        <w:rPr>
-          <w:b w:val="0"/>
-          <w:sz w:val="22"/>
-        </w:rPr>
-        <w:t>(c) Ganges river dolphin</w:t>
-      </w:r>
-    </w:p>
-    <w:p>
-      <w:pPr>
-        <w:spacing w:after="0" w:before="0"/>
-      </w:pPr>
-      <w:r>
-        <w:rPr>
-          <w:b w:val="0"/>
-          <w:sz w:val="22"/>
-        </w:rPr>
-        <w:t>(d) Sea turtle</w:t>
-      </w:r>
-    </w:p>
-    <w:p>
-      <w:pPr>
-        <w:spacing w:after="0" w:before="40"/>
-      </w:pPr>
-      <w:r>
-        <w:rPr>
-          <w:b/>
-          <w:sz w:val="22"/>
-        </w:rPr>
-        <w:t>Answer: c</w:t>
-      </w:r>
-    </w:p>
-    <w:p>
-      <w:pPr>
-        <w:spacing w:after="0" w:before="0"/>
-      </w:pPr>
-      <w:r>
-        <w:rPr>
-          <w:b w:val="0"/>
-          <w:sz w:val="21"/>
-        </w:rPr>
-        <w:t>Solution: The Ganges river dolphin is the national aquatic animal of India.</w:t>
-      </w:r>
-    </w:p>
-    <w:p>
-      <w:pPr>
-        <w:spacing w:after="0" w:before="0"/>
-      </w:pPr>
-      <w:r>
-        <w:rPr>
-          <w:b w:val="0"/>
-          <w:sz w:val="20"/>
-        </w:rPr>
-        <w:t>Positive Marks: 1</w:t>
-      </w:r>
-    </w:p>
-    <w:p>
-      <w:pPr>
-        <w:spacing w:after="160" w:before="0"/>
-      </w:pPr>
-      <w:r>
-        <w:rPr>
-          <w:b w:val="0"/>
-          <w:sz w:val="20"/>
-        </w:rPr>
-        <w:t>Negative Marks: 0.25</w:t>
-      </w:r>
-    </w:p>
-    <w:p>
-      <w:pPr>
-        <w:spacing w:after="20" w:before="120"/>
-      </w:pPr>
-      <w:r>
-        <w:rPr>
-          <w:b/>
-          <w:sz w:val="22"/>
-        </w:rPr>
-        <w:t>Question: One word for 'a place where bees are kept':</w:t>
-      </w:r>
-    </w:p>
-    <w:p>
-      <w:pPr>
-        <w:spacing w:after="0" w:before="0"/>
-      </w:pPr>
-      <w:r>
-        <w:rPr>
-          <w:b w:val="0"/>
-          <w:sz w:val="22"/>
-        </w:rPr>
-        <w:t>(a) Aquarium</w:t>
-      </w:r>
-    </w:p>
-    <w:p>
-      <w:pPr>
-        <w:spacing w:after="0" w:before="0"/>
-      </w:pPr>
-      <w:r>
-        <w:rPr>
-          <w:b w:val="0"/>
-          <w:sz w:val="22"/>
-        </w:rPr>
-        <w:t>(b) Aviary</w:t>
-      </w:r>
-    </w:p>
-    <w:p>
-      <w:pPr>
-        <w:spacing w:after="0" w:before="0"/>
-      </w:pPr>
-      <w:r>
-        <w:rPr>
-          <w:b w:val="0"/>
-          <w:sz w:val="22"/>
-        </w:rPr>
-        <w:t>(c) Avairy</w:t>
-      </w:r>
-    </w:p>
-    <w:p>
-      <w:pPr>
-        <w:spacing w:after="0" w:before="0"/>
-      </w:pPr>
-      <w:r>
-        <w:rPr>
-          <w:b w:val="0"/>
-          <w:sz w:val="22"/>
-        </w:rPr>
-        <w:t>(d) Apiary</w:t>
-      </w:r>
-    </w:p>
-    <w:p>
-      <w:pPr>
-        <w:spacing w:after="0" w:before="40"/>
-      </w:pPr>
-      <w:r>
-        <w:rPr>
-          <w:b/>
-          <w:sz w:val="22"/>
-        </w:rPr>
-        <w:t>Answer: d</w:t>
-      </w:r>
-    </w:p>
-    <w:p>
-      <w:pPr>
-        <w:spacing w:after="0" w:before="0"/>
-      </w:pPr>
-      <w:r>
-        <w:rPr>
-          <w:b w:val="0"/>
-          <w:sz w:val="21"/>
-        </w:rPr>
-        <w:t>Solution: An apiary is a place where bees (hives) are kept; an aviary is for birds.</w:t>
-      </w:r>
-    </w:p>
-    <w:p>
-      <w:pPr>
-        <w:spacing w:after="0" w:before="0"/>
-      </w:pPr>
-      <w:r>
-        <w:rPr>
-          <w:b w:val="0"/>
-          <w:sz w:val="20"/>
-        </w:rPr>
-        <w:t>Positive Marks: 1</w:t>
-      </w:r>
-    </w:p>
-    <w:p>
-      <w:pPr>
-        <w:spacing w:after="160" w:before="0"/>
-      </w:pPr>
-      <w:r>
-        <w:rPr>
-          <w:b w:val="0"/>
-          <w:sz w:val="20"/>
-        </w:rPr>
-        <w:t>Negative Marks: 0.25</w:t>
-      </w:r>
-    </w:p>
-    <w:p>
-      <w:pPr>
-        <w:spacing w:after="20" w:before="120"/>
-      </w:pPr>
-      <w:r>
-        <w:rPr>
-          <w:b/>
-          <w:sz w:val="22"/>
-        </w:rPr>
-        <w:t>Question: The 'Ramsar Convention' is related to the conservation of:</w:t>
-      </w:r>
-    </w:p>
-    <w:p>
-      <w:pPr>
-        <w:spacing w:after="0" w:before="0"/>
-      </w:pPr>
-      <w:r>
-        <w:rPr>
-          <w:b w:val="0"/>
-          <w:sz w:val="22"/>
-        </w:rPr>
-        <w:t>(a) Forests</w:t>
-      </w:r>
-    </w:p>
-    <w:p>
-      <w:pPr>
-        <w:spacing w:after="0" w:before="0"/>
-      </w:pPr>
-      <w:r>
-        <w:rPr>
-          <w:b w:val="0"/>
-          <w:sz w:val="22"/>
-        </w:rPr>
-        <w:t>(b) Oceans</w:t>
-      </w:r>
-    </w:p>
-    <w:p>
-      <w:pPr>
-        <w:spacing w:after="0" w:before="0"/>
-      </w:pPr>
-      <w:r>
-        <w:rPr>
-          <w:b w:val="0"/>
-          <w:sz w:val="22"/>
-        </w:rPr>
-        <w:t>(c) Wetlands</w:t>
-      </w:r>
-    </w:p>
-    <w:p>
-      <w:pPr>
-        <w:spacing w:after="0" w:before="0"/>
-      </w:pPr>
-      <w:r>
-        <w:rPr>
-          <w:b w:val="0"/>
-          <w:sz w:val="22"/>
-        </w:rPr>
-        <w:t>(d) Wildlife sanctuaries</w:t>
-      </w:r>
-    </w:p>
-    <w:p>
-      <w:pPr>
-        <w:spacing w:after="0" w:before="40"/>
-      </w:pPr>
-      <w:r>
-        <w:rPr>
-          <w:b/>
-          <w:sz w:val="22"/>
-        </w:rPr>
-        <w:t>Answer: c</w:t>
-      </w:r>
-    </w:p>
-    <w:p>
-      <w:pPr>
-        <w:spacing w:after="0" w:before="0"/>
-      </w:pPr>
-      <w:r>
-        <w:rPr>
-          <w:b w:val="0"/>
-          <w:sz w:val="21"/>
-        </w:rPr>
-        <w:t>Solution: The Ramsar Convention (1971) is an international treaty for the conservation of wetlands; Chilika is a Ramsar site.</w:t>
-      </w:r>
-    </w:p>
-    <w:p>
-      <w:pPr>
-        <w:spacing w:after="0" w:before="0"/>
-      </w:pPr>
-      <w:r>
-        <w:rPr>
-          <w:b w:val="0"/>
-          <w:sz w:val="20"/>
-        </w:rPr>
-        <w:t>Positive Marks: 1</w:t>
-      </w:r>
-    </w:p>
-    <w:p>
-      <w:pPr>
-        <w:spacing w:after="160" w:before="0"/>
-      </w:pPr>
-      <w:r>
-        <w:rPr>
-          <w:b w:val="0"/>
-          <w:sz w:val="20"/>
-        </w:rPr>
-        <w:t>Negative Marks: 0.25</w:t>
-      </w:r>
-    </w:p>
-    <w:p>
-      <w:pPr>
-        <w:spacing w:after="20" w:before="120"/>
-      </w:pPr>
-      <w:r>
-        <w:rPr>
-          <w:b/>
-          <w:sz w:val="22"/>
-        </w:rPr>
-        <w:t>Question: The bullet train project in India is hunched with the support of which of the following country?</w:t>
-      </w:r>
-    </w:p>
-    <w:p>
-      <w:pPr>
-        <w:spacing w:after="0" w:before="0"/>
-      </w:pPr>
-      <w:r>
-        <w:rPr>
-          <w:b w:val="0"/>
-          <w:sz w:val="22"/>
-        </w:rPr>
-        <w:t>(a) Germany</w:t>
-      </w:r>
-    </w:p>
-    <w:p>
-      <w:pPr>
-        <w:spacing w:after="0" w:before="0"/>
-      </w:pPr>
-      <w:r>
-        <w:rPr>
-          <w:b w:val="0"/>
-          <w:sz w:val="22"/>
-        </w:rPr>
-        <w:t>(b) Russia</w:t>
-      </w:r>
-    </w:p>
-    <w:p>
-      <w:pPr>
-        <w:spacing w:after="0" w:before="0"/>
-      </w:pPr>
-      <w:r>
-        <w:rPr>
-          <w:b w:val="0"/>
-          <w:sz w:val="22"/>
-        </w:rPr>
-        <w:t>(c) Korea</w:t>
-      </w:r>
-    </w:p>
-    <w:p>
-      <w:pPr>
-        <w:spacing w:after="0" w:before="0"/>
-      </w:pPr>
-      <w:r>
-        <w:rPr>
-          <w:b w:val="0"/>
-          <w:sz w:val="22"/>
-        </w:rPr>
-        <w:t>(d) Japan</w:t>
-      </w:r>
-    </w:p>
-    <w:p>
-      <w:pPr>
-        <w:spacing w:after="0" w:before="40"/>
-      </w:pPr>
-      <w:r>
-        <w:rPr>
-          <w:b/>
-          <w:sz w:val="22"/>
-        </w:rPr>
-        <w:t>Answer: d</w:t>
-      </w:r>
-    </w:p>
-    <w:p>
-      <w:pPr>
-        <w:spacing w:after="0" w:before="0"/>
-      </w:pPr>
-      <w:r>
-        <w:rPr>
-          <w:b w:val="0"/>
-          <w:sz w:val="21"/>
-        </w:rPr>
-        <w:t>Solution: The bullet train project in India is being supported by Japan. The Government of Japan has been actively involved in the development and implementation of high-speed rail infrastructure projects, commonly known as bullet trains, in various countries. In India, the bullet train project, also known as the Mumbai- Ahmedabad High-Speed Rail (MAHSR) project, is being implemented with technical and financial assistance from Japan. The project aims to establish a high-speed rail corridor between Mumbai and Ahmedabad, significantly reducing travel time and enhancing connectivity between the two major cities.</w:t>
-      </w:r>
-    </w:p>
-    <w:p>
-      <w:pPr>
-        <w:spacing w:after="0" w:before="0"/>
-      </w:pPr>
-      <w:r>
-        <w:rPr>
-          <w:b w:val="0"/>
-          <w:sz w:val="20"/>
-        </w:rPr>
-        <w:t>Positive Marks: 1</w:t>
-      </w:r>
-    </w:p>
-    <w:p>
-      <w:pPr>
-        <w:spacing w:after="160" w:before="0"/>
-      </w:pPr>
-      <w:r>
-        <w:rPr>
-          <w:b w:val="0"/>
-          <w:sz w:val="20"/>
-        </w:rPr>
-        <w:t>Negative Marks: 0.25</w:t>
-      </w:r>
-    </w:p>
-    <w:p>
-      <w:pPr>
-        <w:spacing w:after="20" w:before="120"/>
-      </w:pPr>
-      <w:r>
-        <w:rPr>
-          <w:b/>
-          <w:sz w:val="22"/>
-        </w:rPr>
-        <w:t>Question: Find the next term in the series: AZ, BY, CX, ?</w:t>
-      </w:r>
-    </w:p>
-    <w:p>
-      <w:pPr>
-        <w:spacing w:after="0" w:before="0"/>
-      </w:pPr>
-      <w:r>
-        <w:rPr>
-          <w:b w:val="0"/>
-          <w:sz w:val="22"/>
-        </w:rPr>
-        <w:t>(a) DX</w:t>
-      </w:r>
-    </w:p>
-    <w:p>
-      <w:pPr>
-        <w:spacing w:after="0" w:before="0"/>
-      </w:pPr>
-      <w:r>
-        <w:rPr>
-          <w:b w:val="0"/>
-          <w:sz w:val="22"/>
-        </w:rPr>
-        <w:t>(b) DW</w:t>
-      </w:r>
-    </w:p>
-    <w:p>
-      <w:pPr>
-        <w:spacing w:after="0" w:before="0"/>
-      </w:pPr>
-      <w:r>
-        <w:rPr>
-          <w:b w:val="0"/>
-          <w:sz w:val="22"/>
-        </w:rPr>
-        <w:t>(c) EW</w:t>
-      </w:r>
-    </w:p>
-    <w:p>
-      <w:pPr>
-        <w:spacing w:after="0" w:before="0"/>
-      </w:pPr>
-      <w:r>
-        <w:rPr>
-          <w:b w:val="0"/>
-          <w:sz w:val="22"/>
-        </w:rPr>
-        <w:t>(d) DV</w:t>
-      </w:r>
-    </w:p>
-    <w:p>
-      <w:pPr>
-        <w:spacing w:after="0" w:before="40"/>
-      </w:pPr>
-      <w:r>
-        <w:rPr>
-          <w:b/>
-          <w:sz w:val="22"/>
-        </w:rPr>
-        <w:t>Answer: b</w:t>
-      </w:r>
-    </w:p>
-    <w:p>
-      <w:pPr>
-        <w:spacing w:after="0" w:before="0"/>
-      </w:pPr>
-      <w:r>
-        <w:rPr>
-          <w:b w:val="0"/>
-          <w:sz w:val="21"/>
-        </w:rPr>
-        <w:t>Solution: First letters advance by +1 (A, B, C, D) and second letters recede by −1 (Z, Y, X, W): DW.</w:t>
-      </w:r>
-    </w:p>
-    <w:p>
-      <w:pPr>
-        <w:spacing w:after="0" w:before="0"/>
-      </w:pPr>
-      <w:r>
-        <w:rPr>
-          <w:b w:val="0"/>
-          <w:sz w:val="20"/>
-        </w:rPr>
-        <w:t>Positive Marks: 1</w:t>
-      </w:r>
-    </w:p>
-    <w:p>
-      <w:pPr>
-        <w:spacing w:after="160" w:before="0"/>
-      </w:pPr>
-      <w:r>
-        <w:rPr>
-          <w:b w:val="0"/>
-          <w:sz w:val="20"/>
-        </w:rPr>
-        <w:t>Negative Marks: 0.25</w:t>
-      </w:r>
-    </w:p>
-    <w:p>
-      <w:pPr>
-        <w:spacing w:after="20" w:before="120"/>
-      </w:pPr>
-      <w:r>
-        <w:rPr>
-          <w:b/>
-          <w:sz w:val="22"/>
-        </w:rPr>
-        <w:t>Question: Pen : Write :: Knife : ?</w:t>
-      </w:r>
-    </w:p>
-    <w:p>
-      <w:pPr>
-        <w:spacing w:after="0" w:before="0"/>
-      </w:pPr>
-      <w:r>
-        <w:rPr>
-          <w:b w:val="0"/>
-          <w:sz w:val="22"/>
-        </w:rPr>
-        <w:t>(a) Hold</w:t>
-      </w:r>
-    </w:p>
-    <w:p>
-      <w:pPr>
-        <w:spacing w:after="0" w:before="0"/>
-      </w:pPr>
-      <w:r>
-        <w:rPr>
-          <w:b w:val="0"/>
-          <w:sz w:val="22"/>
-        </w:rPr>
-        <w:t>(b) Draw</w:t>
-      </w:r>
-    </w:p>
-    <w:p>
-      <w:pPr>
-        <w:spacing w:after="0" w:before="0"/>
-      </w:pPr>
-      <w:r>
-        <w:rPr>
-          <w:b w:val="0"/>
-          <w:sz w:val="22"/>
-        </w:rPr>
-        <w:t>(c) Cut</w:t>
-      </w:r>
-    </w:p>
-    <w:p>
-      <w:pPr>
-        <w:spacing w:after="0" w:before="0"/>
-      </w:pPr>
-      <w:r>
-        <w:rPr>
-          <w:b w:val="0"/>
-          <w:sz w:val="22"/>
-        </w:rPr>
-        <w:t>(d) Cook</w:t>
-      </w:r>
-    </w:p>
-    <w:p>
-      <w:pPr>
-        <w:spacing w:after="0" w:before="40"/>
-      </w:pPr>
-      <w:r>
-        <w:rPr>
-          <w:b/>
-          <w:sz w:val="22"/>
-        </w:rPr>
-        <w:t>Answer: c</w:t>
-      </w:r>
-    </w:p>
-    <w:p>
-      <w:pPr>
-        <w:spacing w:after="0" w:before="0"/>
-      </w:pPr>
-      <w:r>
-        <w:rPr>
-          <w:b w:val="0"/>
-          <w:sz w:val="21"/>
-        </w:rPr>
-        <w:t>Solution: A pen is used to write; a knife is used to cut.</w:t>
-      </w:r>
-    </w:p>
-    <w:p>
-      <w:pPr>
-        <w:spacing w:after="0" w:before="0"/>
-      </w:pPr>
-      <w:r>
-        <w:rPr>
-          <w:b w:val="0"/>
-          <w:sz w:val="20"/>
-        </w:rPr>
-        <w:t>Positive Marks: 1</w:t>
-      </w:r>
-    </w:p>
-    <w:p>
-      <w:pPr>
-        <w:spacing w:after="160" w:before="0"/>
-      </w:pPr>
-      <w:r>
-        <w:rPr>
-          <w:b w:val="0"/>
-          <w:sz w:val="20"/>
-        </w:rPr>
-        <w:t>Negative Marks: 0.25</w:t>
-      </w:r>
-    </w:p>
-    <w:p>
-      <w:pPr>
-        <w:spacing w:after="20" w:before="120"/>
-      </w:pPr>
-      <w:r>
-        <w:rPr>
-          <w:b/>
-          <w:sz w:val="22"/>
-        </w:rPr>
-        <w:t>Question: Find the odd one out: 6, 12, 18, 25</w:t>
-      </w:r>
-    </w:p>
-    <w:p>
-      <w:pPr>
-        <w:spacing w:after="0" w:before="0"/>
-      </w:pPr>
-      <w:r>
-        <w:rPr>
-          <w:b w:val="0"/>
-          <w:sz w:val="22"/>
-        </w:rPr>
-        <w:t>(a) 25</w:t>
-      </w:r>
-    </w:p>
-    <w:p>
-      <w:pPr>
-        <w:spacing w:after="0" w:before="0"/>
-      </w:pPr>
-      <w:r>
-        <w:rPr>
-          <w:b w:val="0"/>
-          <w:sz w:val="22"/>
-        </w:rPr>
-        <w:t>(b) 12</w:t>
-      </w:r>
-    </w:p>
-    <w:p>
-      <w:pPr>
-        <w:spacing w:after="0" w:before="0"/>
-      </w:pPr>
-      <w:r>
-        <w:rPr>
-          <w:b w:val="0"/>
-          <w:sz w:val="22"/>
-        </w:rPr>
-        <w:t>(c) 18</w:t>
-      </w:r>
-    </w:p>
-    <w:p>
-      <w:pPr>
-        <w:spacing w:after="0" w:before="0"/>
-      </w:pPr>
-      <w:r>
-        <w:rPr>
-          <w:b w:val="0"/>
-          <w:sz w:val="22"/>
-        </w:rPr>
-        <w:t>(d) 6</w:t>
-      </w:r>
-    </w:p>
-    <w:p>
-      <w:pPr>
-        <w:spacing w:after="0" w:before="40"/>
-      </w:pPr>
-      <w:r>
-        <w:rPr>
-          <w:b/>
-          <w:sz w:val="22"/>
-        </w:rPr>
-        <w:t>Answer: a</w:t>
-      </w:r>
-    </w:p>
-    <w:p>
-      <w:pPr>
-        <w:spacing w:after="0" w:before="0"/>
-      </w:pPr>
-      <w:r>
-        <w:rPr>
-          <w:b w:val="0"/>
-          <w:sz w:val="21"/>
-        </w:rPr>
-        <w:t>Solution: 6, 12 and 18 are multiples of 3; 25 is not.</w:t>
-      </w:r>
-    </w:p>
-    <w:p>
-      <w:pPr>
-        <w:spacing w:after="0" w:before="0"/>
-      </w:pPr>
-      <w:r>
-        <w:rPr>
-          <w:b w:val="0"/>
-          <w:sz w:val="20"/>
-        </w:rPr>
-        <w:t>Positive Marks: 1</w:t>
-      </w:r>
-    </w:p>
-    <w:p>
-      <w:pPr>
-        <w:spacing w:after="160" w:before="0"/>
-      </w:pPr>
-      <w:r>
-        <w:rPr>
-          <w:b w:val="0"/>
-          <w:sz w:val="20"/>
-        </w:rPr>
-        <w:t>Negative Marks: 0.25</w:t>
-      </w:r>
-    </w:p>
-    <w:p>
-      <w:pPr>
-        <w:spacing w:after="20" w:before="120"/>
-      </w:pPr>
-      <w:r>
-        <w:rPr>
-          <w:b/>
-          <w:sz w:val="22"/>
-        </w:rPr>
-        <w:t>Question: If 'DOCTOR' is coded as 'EPDUPS', how is 'NURSE' coded?</w:t>
-      </w:r>
-    </w:p>
-    <w:p>
-      <w:pPr>
-        <w:spacing w:after="0" w:before="0"/>
-      </w:pPr>
-      <w:r>
-        <w:rPr>
-          <w:b w:val="0"/>
-          <w:sz w:val="22"/>
-        </w:rPr>
-        <w:t>(a) OVRTF</w:t>
-      </w:r>
-    </w:p>
-    <w:p>
-      <w:pPr>
-        <w:spacing w:after="0" w:before="0"/>
-      </w:pPr>
-      <w:r>
-        <w:rPr>
-          <w:b w:val="0"/>
-          <w:sz w:val="22"/>
-        </w:rPr>
-        <w:t>(b) OVSTG</w:t>
-      </w:r>
-    </w:p>
-    <w:p>
-      <w:pPr>
-        <w:spacing w:after="0" w:before="0"/>
-      </w:pPr>
-      <w:r>
-        <w:rPr>
-          <w:b w:val="0"/>
-          <w:sz w:val="22"/>
-        </w:rPr>
-        <w:t>(c) OUTSE</w:t>
-      </w:r>
-    </w:p>
-    <w:p>
-      <w:pPr>
-        <w:spacing w:after="0" w:before="0"/>
-      </w:pPr>
-      <w:r>
-        <w:rPr>
-          <w:b w:val="0"/>
-          <w:sz w:val="22"/>
-        </w:rPr>
-        <w:t>(d) OVSTF</w:t>
-      </w:r>
-    </w:p>
-    <w:p>
-      <w:pPr>
-        <w:spacing w:after="0" w:before="40"/>
-      </w:pPr>
-      <w:r>
-        <w:rPr>
-          <w:b/>
-          <w:sz w:val="22"/>
-        </w:rPr>
-        <w:t>Answer: d</w:t>
-      </w:r>
-    </w:p>
-    <w:p>
-      <w:pPr>
-        <w:spacing w:after="0" w:before="0"/>
-      </w:pPr>
-      <w:r>
-        <w:rPr>
-          <w:b w:val="0"/>
-          <w:sz w:val="21"/>
-        </w:rPr>
-        <w:t>Solution: Each letter moves one step forward: N→O, U→V, R→S, S→T, E→F = OVSTF.</w:t>
-      </w:r>
-    </w:p>
-    <w:p>
-      <w:pPr>
-        <w:spacing w:after="0" w:before="0"/>
-      </w:pPr>
-      <w:r>
-        <w:rPr>
-          <w:b w:val="0"/>
-          <w:sz w:val="20"/>
-        </w:rPr>
-        <w:t>Positive Marks: 1</w:t>
-      </w:r>
-    </w:p>
-    <w:p>
-      <w:pPr>
-        <w:spacing w:after="160" w:before="0"/>
-      </w:pPr>
-      <w:r>
-        <w:rPr>
-          <w:b w:val="0"/>
-          <w:sz w:val="20"/>
-        </w:rPr>
-        <w:t>Negative Marks: 0.25</w:t>
-      </w:r>
-    </w:p>
-    <w:p>
-      <w:pPr>
-        <w:spacing w:after="20" w:before="120"/>
-      </w:pPr>
-      <w:r>
-        <w:rPr>
-          <w:b/>
-          <w:sz w:val="22"/>
-        </w:rPr>
-        <w:t>Question: A person walks 8 m south from point A, then turns left and walks 6 m. In which direction is he now from point A?</w:t>
-      </w:r>
-    </w:p>
-    <w:p>
-      <w:pPr>
-        <w:spacing w:after="0" w:before="0"/>
-      </w:pPr>
-      <w:r>
-        <w:rPr>
-          <w:b w:val="0"/>
-          <w:sz w:val="22"/>
-        </w:rPr>
-        <w:t>(a) South-west</w:t>
-      </w:r>
-    </w:p>
-    <w:p>
-      <w:pPr>
-        <w:spacing w:after="0" w:before="0"/>
-      </w:pPr>
-      <w:r>
-        <w:rPr>
-          <w:b w:val="0"/>
-          <w:sz w:val="22"/>
-        </w:rPr>
-        <w:t>(b) South</w:t>
-      </w:r>
-    </w:p>
-    <w:p>
-      <w:pPr>
-        <w:spacing w:after="0" w:before="0"/>
-      </w:pPr>
-      <w:r>
-        <w:rPr>
-          <w:b w:val="0"/>
-          <w:sz w:val="22"/>
-        </w:rPr>
-        <w:t>(c) South-east</w:t>
-      </w:r>
-    </w:p>
-    <w:p>
-      <w:pPr>
-        <w:spacing w:after="0" w:before="0"/>
-      </w:pPr>
-      <w:r>
-        <w:rPr>
-          <w:b w:val="0"/>
-          <w:sz w:val="22"/>
-        </w:rPr>
-        <w:t>(d) North-east</w:t>
-      </w:r>
-    </w:p>
-    <w:p>
-      <w:pPr>
-        <w:spacing w:after="0" w:before="40"/>
-      </w:pPr>
-      <w:r>
-        <w:rPr>
-          <w:b/>
-          <w:sz w:val="22"/>
-        </w:rPr>
-        <w:t>Answer: c</w:t>
-      </w:r>
-    </w:p>
-    <w:p>
-      <w:pPr>
-        <w:spacing w:after="0" w:before="0"/>
-      </w:pPr>
-      <w:r>
-        <w:rPr>
-          <w:b w:val="0"/>
-          <w:sz w:val="21"/>
-        </w:rPr>
-        <w:t>Solution: South 8 m then east 6 m places him to the south-east of A.</w:t>
-      </w:r>
-    </w:p>
-    <w:p>
-      <w:pPr>
-        <w:spacing w:after="0" w:before="0"/>
-      </w:pPr>
-      <w:r>
-        <w:rPr>
-          <w:b w:val="0"/>
-          <w:sz w:val="20"/>
-        </w:rPr>
-        <w:t>Positive Marks: 1</w:t>
-      </w:r>
-    </w:p>
-    <w:p>
-      <w:pPr>
-        <w:spacing w:after="160" w:before="0"/>
-      </w:pPr>
-      <w:r>
-        <w:rPr>
-          <w:b w:val="0"/>
-          <w:sz w:val="20"/>
-        </w:rPr>
-        <w:t>Negative Marks: 0.25</w:t>
-      </w:r>
-    </w:p>
-    <w:p>
-      <w:pPr>
-        <w:spacing w:after="20" w:before="120"/>
-      </w:pPr>
-      <w:r>
-        <w:rPr>
-          <w:b/>
-          <w:sz w:val="22"/>
-        </w:rPr>
-        <w:t>Question: Who is the president of Turkey at present?</w:t>
-      </w:r>
-    </w:p>
-    <w:p>
-      <w:pPr>
-        <w:spacing w:after="0" w:before="0"/>
-      </w:pPr>
-      <w:r>
-        <w:rPr>
-          <w:b w:val="0"/>
-          <w:sz w:val="22"/>
-        </w:rPr>
-        <w:t>(a) Vladimir Putin</w:t>
-      </w:r>
-    </w:p>
-    <w:p>
-      <w:pPr>
-        <w:spacing w:after="0" w:before="0"/>
-      </w:pPr>
-      <w:r>
-        <w:rPr>
-          <w:b w:val="0"/>
-          <w:sz w:val="22"/>
-        </w:rPr>
-        <w:t>(b) Justin Trudeau</w:t>
-      </w:r>
-    </w:p>
-    <w:p>
-      <w:pPr>
-        <w:spacing w:after="0" w:before="0"/>
-      </w:pPr>
-      <w:r>
-        <w:rPr>
-          <w:b w:val="0"/>
-          <w:sz w:val="22"/>
-        </w:rPr>
-        <w:t>(c) Yoshihide Suga</w:t>
-      </w:r>
-    </w:p>
-    <w:p>
-      <w:pPr>
-        <w:spacing w:after="0" w:before="0"/>
-      </w:pPr>
-      <w:r>
-        <w:rPr>
-          <w:b w:val="0"/>
-          <w:sz w:val="22"/>
-        </w:rPr>
-        <w:t>(d) Recep Tayyip Erdogan</w:t>
-      </w:r>
-    </w:p>
-    <w:p>
-      <w:pPr>
-        <w:spacing w:after="0" w:before="40"/>
-      </w:pPr>
-      <w:r>
-        <w:rPr>
-          <w:b/>
-          <w:sz w:val="22"/>
-        </w:rPr>
-        <w:t>Answer: d</w:t>
-      </w:r>
-    </w:p>
-    <w:p>
-      <w:pPr>
-        <w:spacing w:after="0" w:before="0"/>
-      </w:pPr>
-      <w:r>
-        <w:rPr>
-          <w:b w:val="0"/>
-          <w:sz w:val="21"/>
-        </w:rPr>
-        <w:t>Solution: The present President of Turkey is Recep Tayyip Erdogan. Recep Tayyip Erdogan has been serving as the President of Turkey since 2014. Prior to his presidency, he held the position of Prime Minister from 2003 to 2014. Erdogan is a prominent political figure in Turkey and has been associated with the Justice and Development Party (AKP). During his tenure, Erdogan has implemented various political and economic reforms in Turkey and has played a significant role in shaping the country's domestic and foreign policies.</w:t>
-      </w:r>
-    </w:p>
-    <w:p>
-      <w:pPr>
-        <w:spacing w:after="0" w:before="0"/>
-      </w:pPr>
-      <w:r>
-        <w:rPr>
-          <w:b w:val="0"/>
-          <w:sz w:val="20"/>
-        </w:rPr>
-        <w:t>Positive Marks: 1</w:t>
-      </w:r>
-    </w:p>
-    <w:p>
-      <w:pPr>
-        <w:spacing w:after="160" w:before="0"/>
-      </w:pPr>
-      <w:r>
-        <w:rPr>
-          <w:b w:val="0"/>
-          <w:sz w:val="20"/>
-        </w:rPr>
-        <w:t>Negative Marks: 0.25</w:t>
-      </w:r>
-    </w:p>
-    <w:p>
-      <w:pPr>
-        <w:spacing w:after="20" w:before="120"/>
-      </w:pPr>
-      <w:r>
-        <w:rPr>
-          <w:b/>
-          <w:sz w:val="22"/>
-        </w:rPr>
-        <w:t>Question: India's first indigenous aircraft carrier commissioned in 2022 is named:</w:t>
-      </w:r>
-    </w:p>
-    <w:p>
-      <w:pPr>
-        <w:spacing w:after="0" w:before="0"/>
-      </w:pPr>
-      <w:r>
-        <w:rPr>
-          <w:b w:val="0"/>
-          <w:sz w:val="22"/>
-        </w:rPr>
-        <w:t>(a) INS Vikramaditya</w:t>
-      </w:r>
-    </w:p>
-    <w:p>
-      <w:pPr>
-        <w:spacing w:after="0" w:before="0"/>
-      </w:pPr>
-      <w:r>
-        <w:rPr>
-          <w:b w:val="0"/>
-          <w:sz w:val="22"/>
-        </w:rPr>
-        <w:t>(b) INS Arihant</w:t>
-      </w:r>
-    </w:p>
-    <w:p>
-      <w:pPr>
-        <w:spacing w:after="0" w:before="0"/>
-      </w:pPr>
-      <w:r>
-        <w:rPr>
-          <w:b w:val="0"/>
-          <w:sz w:val="22"/>
-        </w:rPr>
-        <w:t>(c) INS Nilgiri</w:t>
-      </w:r>
-    </w:p>
-    <w:p>
-      <w:pPr>
-        <w:spacing w:after="0" w:before="0"/>
-      </w:pPr>
-      <w:r>
-        <w:rPr>
-          <w:b w:val="0"/>
-          <w:sz w:val="22"/>
-        </w:rPr>
-        <w:t>(d) INS Vikrant</w:t>
-      </w:r>
-    </w:p>
-    <w:p>
-      <w:pPr>
-        <w:spacing w:after="0" w:before="40"/>
-      </w:pPr>
-      <w:r>
-        <w:rPr>
-          <w:b/>
-          <w:sz w:val="22"/>
-        </w:rPr>
-        <w:t>Answer: d</w:t>
-      </w:r>
-    </w:p>
-    <w:p>
-      <w:pPr>
-        <w:spacing w:after="0" w:before="0"/>
-      </w:pPr>
-      <w:r>
-        <w:rPr>
-          <w:b w:val="0"/>
-          <w:sz w:val="21"/>
-        </w:rPr>
-        <w:t>Solution: INS Vikrant, India's first indigenously built aircraft carrier, was commissioned on 2 September 2022.</w:t>
-      </w:r>
-    </w:p>
-    <w:p>
-      <w:pPr>
-        <w:spacing w:after="0" w:before="0"/>
-      </w:pPr>
-      <w:r>
-        <w:rPr>
-          <w:b w:val="0"/>
-          <w:sz w:val="20"/>
-        </w:rPr>
-        <w:t>Positive Marks: 1</w:t>
-      </w:r>
-    </w:p>
-    <w:p>
-      <w:pPr>
-        <w:spacing w:after="160" w:before="0"/>
-      </w:pPr>
-      <w:r>
-        <w:rPr>
-          <w:b w:val="0"/>
-          <w:sz w:val="20"/>
-        </w:rPr>
-        <w:t>Negative Marks: 0.25</w:t>
-      </w:r>
-    </w:p>
-    <w:p>
-      <w:pPr>
-        <w:spacing w:after="20" w:before="120"/>
-      </w:pPr>
-      <w:r>
-        <w:rPr>
-          <w:b/>
-          <w:sz w:val="22"/>
-        </w:rPr>
-        <w:t>Question: Find the next term in the series: A, C, F, J, O, ?</w:t>
-      </w:r>
-    </w:p>
-    <w:p>
-      <w:pPr>
-        <w:spacing w:after="0" w:before="0"/>
-      </w:pPr>
-      <w:r>
-        <w:rPr>
-          <w:b w:val="0"/>
-          <w:sz w:val="22"/>
-        </w:rPr>
-        <w:t>(a) V</w:t>
-      </w:r>
-    </w:p>
-    <w:p>
-      <w:pPr>
-        <w:spacing w:after="0" w:before="0"/>
-      </w:pPr>
-      <w:r>
-        <w:rPr>
-          <w:b w:val="0"/>
-          <w:sz w:val="22"/>
-        </w:rPr>
-        <w:t>(b) S</w:t>
-      </w:r>
-    </w:p>
-    <w:p>
-      <w:pPr>
-        <w:spacing w:after="0" w:before="0"/>
-      </w:pPr>
-      <w:r>
-        <w:rPr>
-          <w:b w:val="0"/>
-          <w:sz w:val="22"/>
-        </w:rPr>
-        <w:t>(c) U</w:t>
-      </w:r>
-    </w:p>
-    <w:p>
-      <w:pPr>
-        <w:spacing w:after="0" w:before="0"/>
-      </w:pPr>
-      <w:r>
-        <w:rPr>
-          <w:b w:val="0"/>
-          <w:sz w:val="22"/>
-        </w:rPr>
-        <w:t>(d) T</w:t>
-      </w:r>
-    </w:p>
-    <w:p>
-      <w:pPr>
-        <w:spacing w:after="0" w:before="40"/>
-      </w:pPr>
-      <w:r>
-        <w:rPr>
-          <w:b/>
-          <w:sz w:val="22"/>
-        </w:rPr>
-        <w:t>Answer: c</w:t>
-      </w:r>
-    </w:p>
-    <w:p>
-      <w:pPr>
-        <w:spacing w:after="0" w:before="0"/>
-      </w:pPr>
-      <w:r>
-        <w:rPr>
-          <w:b w:val="0"/>
-          <w:sz w:val="21"/>
-        </w:rPr>
-        <w:t>Solution: Letters advance by +2, +3, +4, +5, +6: O + 6 = U.</w:t>
-      </w:r>
-    </w:p>
-    <w:p>
-      <w:pPr>
-        <w:spacing w:after="0" w:before="0"/>
-      </w:pPr>
-      <w:r>
-        <w:rPr>
-          <w:b w:val="0"/>
-          <w:sz w:val="20"/>
-        </w:rPr>
-        <w:t>Positive Marks: 1</w:t>
-      </w:r>
-    </w:p>
-    <w:p>
-      <w:pPr>
-        <w:spacing w:after="160" w:before="0"/>
-      </w:pPr>
-      <w:r>
-        <w:rPr>
-          <w:b w:val="0"/>
-          <w:sz w:val="20"/>
-        </w:rPr>
-        <w:t>Negative Marks: 0.25</w:t>
-      </w:r>
-    </w:p>
-    <w:p>
-      <w:pPr>
-        <w:spacing w:after="20" w:before="120"/>
-      </w:pPr>
-      <w:r>
-        <w:rPr>
-          <w:b/>
-          <w:sz w:val="22"/>
-        </w:rPr>
-        <w:t>Question: Find the next number in the series: 10, 18, 28, 40, 54, ?</w:t>
-      </w:r>
-    </w:p>
-    <w:p>
-      <w:pPr>
-        <w:spacing w:after="0" w:before="0"/>
-      </w:pPr>
-      <w:r>
-        <w:rPr>
-          <w:b w:val="0"/>
-          <w:sz w:val="22"/>
-        </w:rPr>
-        <w:t>(a) 68</w:t>
-      </w:r>
-    </w:p>
-    <w:p>
-      <w:pPr>
-        <w:spacing w:after="0" w:before="0"/>
-      </w:pPr>
-      <w:r>
-        <w:rPr>
-          <w:b w:val="0"/>
-          <w:sz w:val="22"/>
-        </w:rPr>
-        <w:t>(b) 66</w:t>
-      </w:r>
-    </w:p>
-    <w:p>
-      <w:pPr>
-        <w:spacing w:after="0" w:before="0"/>
-      </w:pPr>
-      <w:r>
-        <w:rPr>
-          <w:b w:val="0"/>
-          <w:sz w:val="22"/>
-        </w:rPr>
-        <w:t>(c) 72</w:t>
-      </w:r>
-    </w:p>
-    <w:p>
-      <w:pPr>
-        <w:spacing w:after="0" w:before="0"/>
-      </w:pPr>
-      <w:r>
-        <w:rPr>
-          <w:b w:val="0"/>
-          <w:sz w:val="22"/>
-        </w:rPr>
-        <w:t>(d) 70</w:t>
-      </w:r>
-    </w:p>
-    <w:p>
-      <w:pPr>
-        <w:spacing w:after="0" w:before="40"/>
-      </w:pPr>
-      <w:r>
-        <w:rPr>
-          <w:b/>
-          <w:sz w:val="22"/>
-        </w:rPr>
-        <w:t>Answer: d</w:t>
-      </w:r>
-    </w:p>
-    <w:p>
-      <w:pPr>
-        <w:spacing w:after="0" w:before="0"/>
-      </w:pPr>
-      <w:r>
-        <w:rPr>
-          <w:b w:val="0"/>
-          <w:sz w:val="21"/>
-        </w:rPr>
-        <w:t>Solution: Differences increase by 2 (+8, +10, +12, +14, +16): 54 + 16 = 70.</w:t>
-      </w:r>
-    </w:p>
-    <w:p>
-      <w:pPr>
-        <w:spacing w:after="0" w:before="0"/>
-      </w:pPr>
-      <w:r>
-        <w:rPr>
-          <w:b w:val="0"/>
-          <w:sz w:val="20"/>
-        </w:rPr>
-        <w:t>Positive Marks: 1</w:t>
-      </w:r>
-    </w:p>
-    <w:p>
-      <w:pPr>
-        <w:spacing w:after="160" w:before="0"/>
-      </w:pPr>
-      <w:r>
-        <w:rPr>
-          <w:b w:val="0"/>
-          <w:sz w:val="20"/>
-        </w:rPr>
-        <w:t>Negative Marks: 0.25</w:t>
-      </w:r>
-    </w:p>
-    <w:p>
-      <w:pPr>
-        <w:spacing w:after="20" w:before="120"/>
-      </w:pPr>
-      <w:r>
-        <w:rPr>
-          <w:b/>
-          <w:sz w:val="22"/>
-        </w:rPr>
-        <w:t>Question: Which country is known as the 'Land of the Rising Sun'?</w:t>
-      </w:r>
-    </w:p>
-    <w:p>
-      <w:pPr>
-        <w:spacing w:after="0" w:before="0"/>
-      </w:pPr>
-      <w:r>
-        <w:rPr>
-          <w:b w:val="0"/>
-          <w:sz w:val="22"/>
-        </w:rPr>
-        <w:t>(a) Japan</w:t>
-      </w:r>
-    </w:p>
-    <w:p>
-      <w:pPr>
-        <w:spacing w:after="0" w:before="0"/>
-      </w:pPr>
-      <w:r>
-        <w:rPr>
-          <w:b w:val="0"/>
-          <w:sz w:val="22"/>
-        </w:rPr>
-        <w:t>(b) China</w:t>
-      </w:r>
-    </w:p>
-    <w:p>
-      <w:pPr>
-        <w:spacing w:after="0" w:before="0"/>
-      </w:pPr>
-      <w:r>
-        <w:rPr>
-          <w:b w:val="0"/>
-          <w:sz w:val="22"/>
-        </w:rPr>
-        <w:t>(c) Thailand</w:t>
-      </w:r>
-    </w:p>
-    <w:p>
-      <w:pPr>
-        <w:spacing w:after="0" w:before="0"/>
-      </w:pPr>
-      <w:r>
-        <w:rPr>
-          <w:b w:val="0"/>
-          <w:sz w:val="22"/>
-        </w:rPr>
-        <w:t>(d) South Korea</w:t>
-      </w:r>
-    </w:p>
-    <w:p>
-      <w:pPr>
-        <w:spacing w:after="0" w:before="40"/>
-      </w:pPr>
-      <w:r>
-        <w:rPr>
-          <w:b/>
-          <w:sz w:val="22"/>
-        </w:rPr>
-        <w:t>Answer: a</w:t>
-      </w:r>
-    </w:p>
-    <w:p>
-      <w:pPr>
-        <w:spacing w:after="0" w:before="0"/>
-      </w:pPr>
-      <w:r>
-        <w:rPr>
-          <w:b w:val="0"/>
-          <w:sz w:val="21"/>
-        </w:rPr>
-        <w:t>Solution: Japan is called the Land of the Rising Sun.</w:t>
-      </w:r>
-    </w:p>
-    <w:p>
-      <w:pPr>
-        <w:spacing w:after="0" w:before="0"/>
-      </w:pPr>
-      <w:r>
-        <w:rPr>
-          <w:b w:val="0"/>
-          <w:sz w:val="20"/>
-        </w:rPr>
-        <w:t>Positive Marks: 1</w:t>
-      </w:r>
-    </w:p>
-    <w:p>
-      <w:pPr>
-        <w:spacing w:after="160" w:before="0"/>
-      </w:pPr>
-      <w:r>
-        <w:rPr>
-          <w:b w:val="0"/>
-          <w:sz w:val="20"/>
-        </w:rPr>
-        <w:t>Negative Marks: 0.25</w:t>
-      </w:r>
-    </w:p>
-    <w:p>
-      <w:pPr>
-        <w:spacing w:after="20" w:before="120"/>
-      </w:pPr>
-      <w:r>
-        <w:rPr>
-          <w:b/>
-          <w:sz w:val="22"/>
-        </w:rPr>
-        <w:t>Question: World AIDS Day is observed on:</w:t>
-      </w:r>
-    </w:p>
-    <w:p>
-      <w:pPr>
-        <w:spacing w:after="0" w:before="0"/>
-      </w:pPr>
-      <w:r>
-        <w:rPr>
-          <w:b w:val="0"/>
-          <w:sz w:val="22"/>
-        </w:rPr>
-        <w:t>(a) 1 December</w:t>
-      </w:r>
-    </w:p>
-    <w:p>
-      <w:pPr>
-        <w:spacing w:after="0" w:before="0"/>
-      </w:pPr>
-      <w:r>
-        <w:rPr>
-          <w:b w:val="0"/>
-          <w:sz w:val="22"/>
-        </w:rPr>
-        <w:t>(b) 15 November</w:t>
-      </w:r>
-    </w:p>
-    <w:p>
-      <w:pPr>
-        <w:spacing w:after="0" w:before="0"/>
-      </w:pPr>
-      <w:r>
-        <w:rPr>
-          <w:b w:val="0"/>
-          <w:sz w:val="22"/>
-        </w:rPr>
-        <w:t>(c) 30 January</w:t>
-      </w:r>
-    </w:p>
-    <w:p>
-      <w:pPr>
-        <w:spacing w:after="0" w:before="0"/>
-      </w:pPr>
-      <w:r>
-        <w:rPr>
-          <w:b w:val="0"/>
-          <w:sz w:val="22"/>
-        </w:rPr>
-        <w:t>(d) 1 March</w:t>
-      </w:r>
-    </w:p>
-    <w:p>
-      <w:pPr>
-        <w:spacing w:after="0" w:before="40"/>
-      </w:pPr>
-      <w:r>
-        <w:rPr>
-          <w:b/>
-          <w:sz w:val="22"/>
-        </w:rPr>
-        <w:t>Answer: a</w:t>
-      </w:r>
-    </w:p>
-    <w:p>
-      <w:pPr>
-        <w:spacing w:after="0" w:before="0"/>
-      </w:pPr>
-      <w:r>
-        <w:rPr>
-          <w:b w:val="0"/>
-          <w:sz w:val="21"/>
-        </w:rPr>
-        <w:t>Solution: World AIDS Day is observed on 1 December to raise awareness about HIV/AIDS.</w:t>
-      </w:r>
-    </w:p>
-    <w:p>
-      <w:pPr>
-        <w:spacing w:after="0" w:before="0"/>
-      </w:pPr>
-      <w:r>
-        <w:rPr>
-          <w:b w:val="0"/>
-          <w:sz w:val="20"/>
-        </w:rPr>
-        <w:t>Positive Marks: 1</w:t>
-      </w:r>
-    </w:p>
-    <w:p>
-      <w:pPr>
-        <w:spacing w:after="160" w:before="0"/>
-      </w:pPr>
-      <w:r>
-        <w:rPr>
-          <w:b w:val="0"/>
-          <w:sz w:val="20"/>
-        </w:rPr>
-        <w:t>Negative Marks: 0.25</w:t>
-      </w:r>
-    </w:p>
-    <w:p>
-      <w:pPr>
-        <w:spacing w:after="20" w:before="120"/>
-      </w:pPr>
-      <w:r>
-        <w:rPr>
-          <w:b/>
-          <w:sz w:val="22"/>
-        </w:rPr>
-        <w:t>Question: A train covers 180 km in 3 hours. What is its speed in km/h?</w:t>
-      </w:r>
-    </w:p>
-    <w:p>
-      <w:pPr>
-        <w:spacing w:after="0" w:before="0"/>
-      </w:pPr>
-      <w:r>
-        <w:rPr>
-          <w:b w:val="0"/>
-          <w:sz w:val="22"/>
-        </w:rPr>
-        <w:t>(a) 50</w:t>
-      </w:r>
-    </w:p>
-    <w:p>
-      <w:pPr>
-        <w:spacing w:after="0" w:before="0"/>
-      </w:pPr>
-      <w:r>
-        <w:rPr>
-          <w:b w:val="0"/>
-          <w:sz w:val="22"/>
-        </w:rPr>
-        <w:t>(b) 65</w:t>
-      </w:r>
-    </w:p>
-    <w:p>
-      <w:pPr>
-        <w:spacing w:after="0" w:before="0"/>
-      </w:pPr>
-      <w:r>
-        <w:rPr>
-          <w:b w:val="0"/>
-          <w:sz w:val="22"/>
-        </w:rPr>
-        <w:t>(c) 60</w:t>
-      </w:r>
-    </w:p>
-    <w:p>
-      <w:pPr>
-        <w:spacing w:after="0" w:before="0"/>
-      </w:pPr>
-      <w:r>
-        <w:rPr>
-          <w:b w:val="0"/>
-          <w:sz w:val="22"/>
-        </w:rPr>
-        <w:t>(d) 55</w:t>
-      </w:r>
-    </w:p>
-    <w:p>
-      <w:pPr>
-        <w:spacing w:after="0" w:before="40"/>
-      </w:pPr>
-      <w:r>
-        <w:rPr>
-          <w:b/>
-          <w:sz w:val="22"/>
-        </w:rPr>
-        <w:t>Answer: c</w:t>
-      </w:r>
-    </w:p>
-    <w:p>
-      <w:pPr>
-        <w:spacing w:after="0" w:before="0"/>
-      </w:pPr>
-      <w:r>
-        <w:rPr>
-          <w:b w:val="0"/>
-          <w:sz w:val="21"/>
-        </w:rPr>
-        <w:t>Solution: Speed = distance ÷ time = 180 ÷ 3 = 60 km/h.</w:t>
-      </w:r>
-    </w:p>
-    <w:p>
-      <w:pPr>
-        <w:spacing w:after="0" w:before="0"/>
-      </w:pPr>
-      <w:r>
-        <w:rPr>
-          <w:b w:val="0"/>
-          <w:sz w:val="20"/>
-        </w:rPr>
-        <w:t>Positive Marks: 1</w:t>
-      </w:r>
-    </w:p>
-    <w:p>
-      <w:pPr>
-        <w:spacing w:after="160" w:before="0"/>
-      </w:pPr>
-      <w:r>
-        <w:rPr>
-          <w:b w:val="0"/>
-          <w:sz w:val="20"/>
-        </w:rPr>
-        <w:t>Negative Marks: 0.25</w:t>
-      </w:r>
-    </w:p>
-    <w:p>
-      <w:pPr>
-        <w:spacing w:after="20" w:before="120"/>
-      </w:pPr>
-      <w:r>
-        <w:rPr>
-          <w:b/>
-          <w:sz w:val="22"/>
-        </w:rPr>
-        <w:t>Question: Find the next number in the series: 0, 7, 26, 63, ?</w:t>
-      </w:r>
-    </w:p>
-    <w:p>
-      <w:pPr>
-        <w:spacing w:after="0" w:before="0"/>
-      </w:pPr>
-      <w:r>
-        <w:rPr>
-          <w:b w:val="0"/>
-          <w:sz w:val="22"/>
-        </w:rPr>
-        <w:t>(a) 124</w:t>
-      </w:r>
-    </w:p>
-    <w:p>
-      <w:pPr>
-        <w:spacing w:after="0" w:before="0"/>
-      </w:pPr>
-      <w:r>
-        <w:rPr>
-          <w:b w:val="0"/>
-          <w:sz w:val="22"/>
-        </w:rPr>
-        <w:t>(b) 127</w:t>
-      </w:r>
-    </w:p>
-    <w:p>
-      <w:pPr>
-        <w:spacing w:after="0" w:before="0"/>
-      </w:pPr>
-      <w:r>
-        <w:rPr>
-          <w:b w:val="0"/>
-          <w:sz w:val="22"/>
-        </w:rPr>
-        <w:t>(c) 129</w:t>
-      </w:r>
-    </w:p>
-    <w:p>
-      <w:pPr>
-        <w:spacing w:after="0" w:before="0"/>
-      </w:pPr>
-      <w:r>
-        <w:rPr>
-          <w:b w:val="0"/>
-          <w:sz w:val="22"/>
-        </w:rPr>
-        <w:t>(d) 120</w:t>
-      </w:r>
-    </w:p>
-    <w:p>
-      <w:pPr>
-        <w:spacing w:after="0" w:before="40"/>
-      </w:pPr>
-      <w:r>
-        <w:rPr>
-          <w:b/>
-          <w:sz w:val="22"/>
-        </w:rPr>
-        <w:t>Answer: a</w:t>
-      </w:r>
-    </w:p>
-    <w:p>
-      <w:pPr>
-        <w:spacing w:after="0" w:before="0"/>
-      </w:pPr>
-      <w:r>
-        <w:rPr>
-          <w:b w:val="0"/>
-          <w:sz w:val="21"/>
-        </w:rPr>
-        <w:t>Solution: The pattern is n³ − 1: 1³−1=0, 2³−1=7, 3³−1=26, 4³−1=63, so 5³−1 = 124.</w:t>
-      </w:r>
-    </w:p>
-    <w:p>
-      <w:pPr>
-        <w:spacing w:after="0" w:before="0"/>
-      </w:pPr>
-      <w:r>
-        <w:rPr>
-          <w:b w:val="0"/>
-          <w:sz w:val="20"/>
-        </w:rPr>
-        <w:t>Positive Marks: 1</w:t>
-      </w:r>
-    </w:p>
-    <w:p>
-      <w:pPr>
-        <w:spacing w:after="160" w:before="0"/>
-      </w:pPr>
-      <w:r>
-        <w:rPr>
-          <w:b w:val="0"/>
-          <w:sz w:val="20"/>
-        </w:rPr>
-        <w:t>Negative Marks: 0.25</w:t>
-      </w:r>
-    </w:p>
-    <w:p>
-      <w:pPr>
-        <w:spacing w:after="20" w:before="120"/>
-      </w:pPr>
-      <w:r>
-        <w:rPr>
-          <w:b/>
-          <w:sz w:val="22"/>
-        </w:rPr>
-        <w:t>Question: Find the next number in the series: 2, 5, 10, 17, 26, ?</w:t>
-      </w:r>
-    </w:p>
-    <w:p>
-      <w:pPr>
-        <w:spacing w:after="0" w:before="0"/>
-      </w:pPr>
-      <w:r>
-        <w:rPr>
-          <w:b w:val="0"/>
-          <w:sz w:val="22"/>
-        </w:rPr>
-        <w:t>(a) 37</w:t>
-      </w:r>
-    </w:p>
-    <w:p>
-      <w:pPr>
-        <w:spacing w:after="0" w:before="0"/>
-      </w:pPr>
-      <w:r>
-        <w:rPr>
-          <w:b w:val="0"/>
-          <w:sz w:val="22"/>
-        </w:rPr>
-        <w:t>(b) 35</w:t>
-      </w:r>
-    </w:p>
-    <w:p>
-      <w:pPr>
-        <w:spacing w:after="0" w:before="0"/>
-      </w:pPr>
-      <w:r>
-        <w:rPr>
-          <w:b w:val="0"/>
-          <w:sz w:val="22"/>
-        </w:rPr>
-        <w:t>(c) 40</w:t>
-      </w:r>
-    </w:p>
-    <w:p>
-      <w:pPr>
-        <w:spacing w:after="0" w:before="0"/>
-      </w:pPr>
-      <w:r>
-        <w:rPr>
-          <w:b w:val="0"/>
-          <w:sz w:val="22"/>
-        </w:rPr>
-        <w:t>(d) 33</w:t>
-      </w:r>
-    </w:p>
-    <w:p>
-      <w:pPr>
-        <w:spacing w:after="0" w:before="40"/>
-      </w:pPr>
-      <w:r>
-        <w:rPr>
-          <w:b/>
-          <w:sz w:val="22"/>
-        </w:rPr>
-        <w:t>Answer: a</w:t>
-      </w:r>
-    </w:p>
-    <w:p>
-      <w:pPr>
-        <w:spacing w:after="0" w:before="0"/>
-      </w:pPr>
-      <w:r>
-        <w:rPr>
-          <w:b w:val="0"/>
-          <w:sz w:val="21"/>
-        </w:rPr>
-        <w:t>Solution: Differences increase by 2 each time (+3, +5, +7, +9, +11): 26 + 11 = 37.</w:t>
-      </w:r>
-    </w:p>
-    <w:p>
-      <w:pPr>
-        <w:spacing w:after="0" w:before="0"/>
-      </w:pPr>
-      <w:r>
-        <w:rPr>
-          <w:b w:val="0"/>
-          <w:sz w:val="20"/>
-        </w:rPr>
-        <w:t>Positive Marks: 1</w:t>
-      </w:r>
-    </w:p>
-    <w:p>
-      <w:pPr>
-        <w:spacing w:after="160" w:before="0"/>
-      </w:pPr>
-      <w:r>
-        <w:rPr>
-          <w:b w:val="0"/>
-          <w:sz w:val="20"/>
-        </w:rPr>
-        <w:t>Negative Marks: 0.25</w:t>
+      <w:r>
+        <w:t xml:space="preserve">Question: A man sells an article for ₹360 at a loss of 10%. The cost price is:</w:t>
+      </w:r>
+    </w:p>
+    <w:p>
+      <w:r>
+        <w:t xml:space="preserve">(a) ₹396</w:t>
+      </w:r>
+    </w:p>
+    <w:p>
+      <w:r>
+        <w:t xml:space="preserve">(b) ₹400</w:t>
+      </w:r>
+    </w:p>
+    <w:p>
+      <w:r>
+        <w:t xml:space="preserve">(c) ₹410</w:t>
+      </w:r>
+    </w:p>
+    <w:p>
+      <w:r>
+        <w:t xml:space="preserve">(d) ₹420</w:t>
+      </w:r>
+    </w:p>
+    <w:p>
+      <w:r>
+        <w:t xml:space="preserve">Answer: b</w:t>
+      </w:r>
+    </w:p>
+    <w:p>
+      <w:r>
+        <w:t xml:space="preserve">Solution: ✅ Correct Answer: (b)</w:t>
+      </w:r>
+    </w:p>
+    <w:p>
+      <w:r>
+        <w:t xml:space="preserve">🧠 Clinical Rationale: Selling at a 10% loss means SP = 90% of CP. So CP = SP ÷ 0.9 = 360 ÷ 0.9 = ₹400.</w:t>
+      </w:r>
+    </w:p>
+    <w:p>
+      <w:r>
+        <w:t xml:space="preserve">🔍 Key Clues: "Loss of 10%" → SP = 0.9 × CP → divide by 0.9.</w:t>
+      </w:r>
+    </w:p>
+    <w:p>
+      <w:r>
+        <w:t xml:space="preserve">❌ Why Not Other Options?</w:t>
+      </w:r>
+    </w:p>
+    <w:p>
+      <w:r>
+        <w:t xml:space="preserve">(a) — ₹396 = 360 × 1.1, which wrongly treats loss as profit.</w:t>
+      </w:r>
+    </w:p>
+    <w:p>
+      <w:r>
+        <w:t xml:space="preserve">(c), (d) — ₹410 and ₹420 do not satisfy SP = 0.9 × CP.</w:t>
+      </w:r>
+    </w:p>
+    <w:p>
+      <w:r>
+        <w:t xml:space="preserve">⚠️ Exam Trap: Loss → divide by (1 − loss%); profit → divide by (1 + profit%).</w:t>
+      </w:r>
+    </w:p>
+    <w:p>
+      <w:r>
+        <w:t xml:space="preserve">💎 PNC Pearl: CP = SP ÷ (1 − loss%) when selling at a loss.</w:t>
+      </w:r>
+    </w:p>
+    <w:p>
+      <w:r>
+        <w:t xml:space="preserve">Positive Marks: 1</w:t>
+      </w:r>
+    </w:p>
+    <w:p>
+      <w:r>
+        <w:t xml:space="preserve">Negative Marks: 0.25</w:t>
+      </w:r>
+    </w:p>
+    <w:p>
+      <w:r>
+        <w:t xml:space="preserve"/>
+      </w:r>
+    </w:p>
+    <w:p>
+      <w:r>
+        <w:t xml:space="preserve">Question: Which of the following is a web browser?</w:t>
+      </w:r>
+    </w:p>
+    <w:p>
+      <w:r>
+        <w:t xml:space="preserve">(a) Chrome</w:t>
+      </w:r>
+    </w:p>
+    <w:p>
+      <w:r>
+        <w:t xml:space="preserve">(b) MS Word</w:t>
+      </w:r>
+    </w:p>
+    <w:p>
+      <w:r>
+        <w:t xml:space="preserve">(c) Excel</w:t>
+      </w:r>
+    </w:p>
+    <w:p>
+      <w:r>
+        <w:t xml:space="preserve">(d) Windows</w:t>
+      </w:r>
+    </w:p>
+    <w:p>
+      <w:r>
+        <w:t xml:space="preserve">Answer: a</w:t>
+      </w:r>
+    </w:p>
+    <w:p>
+      <w:r>
+        <w:t xml:space="preserve">Solution: ✅ Correct Answer: (a)</w:t>
+      </w:r>
+    </w:p>
+    <w:p>
+      <w:r>
+        <w:t xml:space="preserve">🧠 Clinical Rationale: A web browser is software used to access and view websites. Google Chrome is a browser.</w:t>
+      </w:r>
+    </w:p>
+    <w:p>
+      <w:r>
+        <w:t xml:space="preserve">🔍 Key Clues: "Web browser" = software for surfing the internet.</w:t>
+      </w:r>
+    </w:p>
+    <w:p>
+      <w:r>
+        <w:t xml:space="preserve">❌ Why Not Other Options?</w:t>
+      </w:r>
+    </w:p>
+    <w:p>
+      <w:r>
+        <w:t xml:space="preserve">(b) — MS Word is a word-processing application.</w:t>
+      </w:r>
+    </w:p>
+    <w:p>
+      <w:r>
+        <w:t xml:space="preserve">(c) — Excel is a spreadsheet application.</w:t>
+      </w:r>
+    </w:p>
+    <w:p>
+      <w:r>
+        <w:t xml:space="preserve">(d) — Windows is an operating system, not an application.</w:t>
+      </w:r>
+    </w:p>
+    <w:p>
+      <w:r>
+        <w:t xml:space="preserve">⚠️ Exam Trap: Browsers (Chrome, Firefox, Edge, Safari) vs. applications (Word, Excel) vs. OS (Windows, macOS, Linux).</w:t>
+      </w:r>
+    </w:p>
+    <w:p>
+      <w:r>
+        <w:t xml:space="preserve">💎 PNC Pearl: Browser = gateway to the internet; Windows is the OS beneath it.</w:t>
+      </w:r>
+    </w:p>
+    <w:p>
+      <w:r>
+        <w:t xml:space="preserve">Positive Marks: 1</w:t>
+      </w:r>
+    </w:p>
+    <w:p>
+      <w:r>
+        <w:t xml:space="preserve">Negative Marks: 0.25</w:t>
+      </w:r>
+    </w:p>
+    <w:p>
+      <w:r>
+        <w:t xml:space="preserve"/>
+      </w:r>
+    </w:p>
+    <w:p>
+      <w:r>
+        <w:t xml:space="preserve">Question: The "Chauri Chaura incident" was associated with which movement?</w:t>
+      </w:r>
+    </w:p>
+    <w:p>
+      <w:r>
+        <w:t xml:space="preserve">(a) Non-Cooperation Movement</w:t>
+      </w:r>
+    </w:p>
+    <w:p>
+      <w:r>
+        <w:t xml:space="preserve">(b) Quit India Movement</w:t>
+      </w:r>
+    </w:p>
+    <w:p>
+      <w:r>
+        <w:t xml:space="preserve">(c) Civil Disobedience Movement</w:t>
+      </w:r>
+    </w:p>
+    <w:p>
+      <w:r>
+        <w:t xml:space="preserve">(d) Swadeshi Movement</w:t>
+      </w:r>
+    </w:p>
+    <w:p>
+      <w:r>
+        <w:t xml:space="preserve">Answer: a</w:t>
+      </w:r>
+    </w:p>
+    <w:p>
+      <w:r>
+        <w:t xml:space="preserve">Solution: ✅ Correct Answer: (a)</w:t>
+      </w:r>
+    </w:p>
+    <w:p>
+      <w:r>
+        <w:t xml:space="preserve">🧠 Clinical Rationale: In February 1922, at Chauri Chaura (Uttar Pradesh), a mob burned a police station during the Non-Cooperation Movement. Gandhi, appalled by the violence, called off the movement.</w:t>
+      </w:r>
+    </w:p>
+    <w:p>
+      <w:r>
+        <w:t xml:space="preserve">🔍 Key Clues: "Chauri Chaura" → 1922 → Non-Cooperation Movement called off.</w:t>
+      </w:r>
+    </w:p>
+    <w:p>
+      <w:r>
+        <w:t xml:space="preserve">❌ Why Not Other Options?</w:t>
+      </w:r>
+    </w:p>
+    <w:p>
+      <w:r>
+        <w:t xml:space="preserve">(b) — Quit India (1942) is a later movement.</w:t>
+      </w:r>
+    </w:p>
+    <w:p>
+      <w:r>
+        <w:t xml:space="preserve">(c) — Civil Disobedience (1930) came after, led by the Dandi March.</w:t>
+      </w:r>
+    </w:p>
+    <w:p>
+      <w:r>
+        <w:t xml:space="preserve">(d) — Swadeshi (1905) was linked to the Partition of Bengal.</w:t>
+      </w:r>
+    </w:p>
+    <w:p>
+      <w:r>
+        <w:t xml:space="preserve">⚠️ Exam Trap: Chauri Chaura = why the Non-Cooperation Movement was withdrawn.</w:t>
+      </w:r>
+    </w:p>
+    <w:p>
+      <w:r>
+        <w:t xml:space="preserve">💎 PNC Pearl: Chauri Chaura (1922) → Non-Cooperation Movement suspended.</w:t>
+      </w:r>
+    </w:p>
+    <w:p>
+      <w:r>
+        <w:t xml:space="preserve">Positive Marks: 1</w:t>
+      </w:r>
+    </w:p>
+    <w:p>
+      <w:r>
+        <w:t xml:space="preserve">Negative Marks: 0.25</w:t>
+      </w:r>
+    </w:p>
+    <w:p>
+      <w:r>
+        <w:t xml:space="preserve"/>
+      </w:r>
+    </w:p>
+    <w:p>
+      <w:r>
+        <w:t xml:space="preserve">Question: If 15 workers build a wall in 12 days, how many days will 20 workers take?</w:t>
+      </w:r>
+    </w:p>
+    <w:p>
+      <w:r>
+        <w:t xml:space="preserve">(a) 8 days</w:t>
+      </w:r>
+    </w:p>
+    <w:p>
+      <w:r>
+        <w:t xml:space="preserve">(b) 9 days</w:t>
+      </w:r>
+    </w:p>
+    <w:p>
+      <w:r>
+        <w:t xml:space="preserve">(c) 10 days</w:t>
+      </w:r>
+    </w:p>
+    <w:p>
+      <w:r>
+        <w:t xml:space="preserve">(d) 11 days</w:t>
+      </w:r>
+    </w:p>
+    <w:p>
+      <w:r>
+        <w:t xml:space="preserve">Answer: b</w:t>
+      </w:r>
+    </w:p>
+    <w:p>
+      <w:r>
+        <w:t xml:space="preserve">Solution: ✅ Correct Answer: (b)</w:t>
+      </w:r>
+    </w:p>
+    <w:p>
+      <w:r>
+        <w:t xml:space="preserve">🧠 Clinical Rationale: Work is constant: 15 workers × 12 days = 20 workers × Days → Days = 180 ÷ 20 = 9 days.</w:t>
+      </w:r>
+    </w:p>
+    <w:p>
+      <w:r>
+        <w:t xml:space="preserve">🔍 Key Clues: Inverse proportion — more workers, fewer days.</w:t>
+      </w:r>
+    </w:p>
+    <w:p>
+      <w:r>
+        <w:t xml:space="preserve">❌ Why Not Other Options?</w:t>
+      </w:r>
+    </w:p>
+    <w:p>
+      <w:r>
+        <w:t xml:space="preserve">(a), (c), (d) — 8, 10, and 11 days don't satisfy the work equation.</w:t>
+      </w:r>
+    </w:p>
+    <w:p>
+      <w:r>
+        <w:t xml:space="preserve">⚠️ Exam Trap: More workers = fewer days — multiply, then divide.</w:t>
+      </w:r>
+    </w:p>
+    <w:p>
+      <w:r>
+        <w:t xml:space="preserve">💎 PNC Pearl: W₁ × D₁ = W₂ × D₂ for the same work.</w:t>
+      </w:r>
+    </w:p>
+    <w:p>
+      <w:r>
+        <w:t xml:space="preserve">Positive Marks: 1</w:t>
+      </w:r>
+    </w:p>
+    <w:p>
+      <w:r>
+        <w:t xml:space="preserve">Negative Marks: 0.25</w:t>
+      </w:r>
+    </w:p>
+    <w:p>
+      <w:r>
+        <w:t xml:space="preserve"/>
+      </w:r>
+    </w:p>
+    <w:p>
+      <w:r>
+        <w:t xml:space="preserve">Question: The process of booting a computer means:</w:t>
+      </w:r>
+    </w:p>
+    <w:p>
+      <w:r>
+        <w:t xml:space="preserve">(a) Starting the computer and loading the operating system</w:t>
+      </w:r>
+    </w:p>
+    <w:p>
+      <w:r>
+        <w:t xml:space="preserve">(b) Shutting down</w:t>
+      </w:r>
+    </w:p>
+    <w:p>
+      <w:r>
+        <w:t xml:space="preserve">(c) Installing software</w:t>
+      </w:r>
+    </w:p>
+    <w:p>
+      <w:r>
+        <w:t xml:space="preserve">(d) Printing a document</w:t>
+      </w:r>
+    </w:p>
+    <w:p>
+      <w:r>
+        <w:t xml:space="preserve">Answer: a</w:t>
+      </w:r>
+    </w:p>
+    <w:p>
+      <w:r>
+        <w:t xml:space="preserve">Solution: ✅ Correct Answer: (a)</w:t>
+      </w:r>
+    </w:p>
+    <w:p>
+      <w:r>
+        <w:t xml:space="preserve">🧠 Clinical Rationale: Booting is the startup process that loads the operating system into memory from storage. A cold boot starts from power-off; a warm boot restarts the system.</w:t>
+      </w:r>
+    </w:p>
+    <w:p>
+      <w:r>
+        <w:t xml:space="preserve">🔍 Key Clues: "Booting" = power-on + OS loading.</w:t>
+      </w:r>
+    </w:p>
+    <w:p>
+      <w:r>
+        <w:t xml:space="preserve">❌ Why Not Other Options?</w:t>
+      </w:r>
+    </w:p>
+    <w:p>
+      <w:r>
+        <w:t xml:space="preserve">(b) — Shutting down is the opposite of booting.</w:t>
+      </w:r>
+    </w:p>
+    <w:p>
+      <w:r>
+        <w:t xml:space="preserve">(c) — Installing software is a separate setup process.</w:t>
+      </w:r>
+    </w:p>
+    <w:p>
+      <w:r>
+        <w:t xml:space="preserve">(d) — Printing is an output operation.</w:t>
+      </w:r>
+    </w:p>
+    <w:p>
+      <w:r>
+        <w:t xml:space="preserve">⚠️ Exam Trap: Cold boot (power off → on) vs. warm boot (restart) — both load the OS.</w:t>
+      </w:r>
+    </w:p>
+    <w:p>
+      <w:r>
+        <w:t xml:space="preserve">💎 PNC Pearl: Boot = switch on + load the operating system.</w:t>
+      </w:r>
+    </w:p>
+    <w:p>
+      <w:r>
+        <w:t xml:space="preserve">Positive Marks: 1</w:t>
+      </w:r>
+    </w:p>
+    <w:p>
+      <w:r>
+        <w:t xml:space="preserve">Negative Marks: 0.25</w:t>
+      </w:r>
+    </w:p>
+    <w:p>
+      <w:r>
+        <w:t xml:space="preserve"/>
+      </w:r>
+    </w:p>
+    <w:p>
+      <w:r>
+        <w:t xml:space="preserve">Question: The "India Gate" in New Delhi is a war memorial dedicated to:</w:t>
+      </w:r>
+    </w:p>
+    <w:p>
+      <w:r>
+        <w:t xml:space="preserve">(a) Indian soldiers who died in World War I</w:t>
+      </w:r>
+    </w:p>
+    <w:p>
+      <w:r>
+        <w:t xml:space="preserve">(b) Freedom fighters only</w:t>
+      </w:r>
+    </w:p>
+    <w:p>
+      <w:r>
+        <w:t xml:space="preserve">(c) Presidents</w:t>
+      </w:r>
+    </w:p>
+    <w:p>
+      <w:r>
+        <w:t xml:space="preserve">(d) Scientists</w:t>
+      </w:r>
+    </w:p>
+    <w:p>
+      <w:r>
+        <w:t xml:space="preserve">Answer: a</w:t>
+      </w:r>
+    </w:p>
+    <w:p>
+      <w:r>
+        <w:t xml:space="preserve">Solution: ✅ Correct Answer: (a)</w:t>
+      </w:r>
+    </w:p>
+    <w:p>
+      <w:r>
+        <w:t xml:space="preserve">🧠 Clinical Rationale: India Gate (built 1931) commemorates Indian soldiers who died in World War I and the Afghan Wars. The Amar Jawan Jyoti beneath it honors unknown soldiers.</w:t>
+      </w:r>
+    </w:p>
+    <w:p>
+      <w:r>
+        <w:t xml:space="preserve">🔍 Key Clues: "War memorial" → soldiers of World War I.</w:t>
+      </w:r>
+    </w:p>
+    <w:p>
+      <w:r>
+        <w:t xml:space="preserve">❌ Why Not Other Options?</w:t>
+      </w:r>
+    </w:p>
+    <w:p>
+      <w:r>
+        <w:t xml:space="preserve">(b) — Freedom fighters are honored elsewhere (e.g., Jallianwala Bagh memorials).</w:t>
+      </w:r>
+    </w:p>
+    <w:p>
+      <w:r>
+        <w:t xml:space="preserve">(c), (d) — Presidents and scientists are not war memorial themes.</w:t>
+      </w:r>
+    </w:p>
+    <w:p>
+      <w:r>
+        <w:t xml:space="preserve">⚠️ Exam Trap: India Gate = WWI soldiers; Amar Jawan Jyoti = unknown soldier.</w:t>
+      </w:r>
+    </w:p>
+    <w:p>
+      <w:r>
+        <w:t xml:space="preserve">💎 PNC Pearl: India Gate → World War I memorial → New Delhi.</w:t>
+      </w:r>
+    </w:p>
+    <w:p>
+      <w:r>
+        <w:t xml:space="preserve">Positive Marks: 1</w:t>
+      </w:r>
+    </w:p>
+    <w:p>
+      <w:r>
+        <w:t xml:space="preserve">Negative Marks: 0.25</w:t>
+      </w:r>
+    </w:p>
+    <w:p>
+      <w:r>
+        <w:t xml:space="preserve"/>
+      </w:r>
+    </w:p>
+    <w:p>
+      <w:r>
+        <w:t xml:space="preserve">Question: The value of 12% of 150 is:</w:t>
+      </w:r>
+    </w:p>
+    <w:p>
+      <w:r>
+        <w:t xml:space="preserve">(a) 15</w:t>
+      </w:r>
+    </w:p>
+    <w:p>
+      <w:r>
+        <w:t xml:space="preserve">(b) 18</w:t>
+      </w:r>
+    </w:p>
+    <w:p>
+      <w:r>
+        <w:t xml:space="preserve">(c) 20</w:t>
+      </w:r>
+    </w:p>
+    <w:p>
+      <w:r>
+        <w:t xml:space="preserve">(d) 22</w:t>
+      </w:r>
+    </w:p>
+    <w:p>
+      <w:r>
+        <w:t xml:space="preserve">Answer: b</w:t>
+      </w:r>
+    </w:p>
+    <w:p>
+      <w:r>
+        <w:t xml:space="preserve">Solution: ✅ Correct Answer: (b)</w:t>
+      </w:r>
+    </w:p>
+    <w:p>
+      <w:r>
+        <w:t xml:space="preserve">🧠 Clinical Rationale: 12% of 150 = (12/100) × 150 = 18.</w:t>
+      </w:r>
+    </w:p>
+    <w:p>
+      <w:r>
+        <w:t xml:space="preserve">🔍 Key Clues: Percent → divide by 100 and multiply by the number.</w:t>
+      </w:r>
+    </w:p>
+    <w:p>
+      <w:r>
+        <w:t xml:space="preserve">❌ Why Not Other Options?</w:t>
+      </w:r>
+    </w:p>
+    <w:p>
+      <w:r>
+        <w:t xml:space="preserve">(a) — 15 is 10% of 150.</w:t>
+      </w:r>
+    </w:p>
+    <w:p>
+      <w:r>
+        <w:t xml:space="preserve">(c) — 20 is 13⅓% of 150.</w:t>
+      </w:r>
+    </w:p>
+    <w:p>
+      <w:r>
+        <w:t xml:space="preserve">(d) — 22 is not 12% of 150.</w:t>
+      </w:r>
+    </w:p>
+    <w:p>
+      <w:r>
+        <w:t xml:space="preserve">⚠️ Exam Trap: 10% of 150 = 15; 12% = 15 + 3 = 18 (mental math shortcut).</w:t>
+      </w:r>
+    </w:p>
+    <w:p>
+      <w:r>
+        <w:t xml:space="preserve">💎 PNC Pearl: 10% first, then adjust — 12% = 10% + 2%.</w:t>
+      </w:r>
+    </w:p>
+    <w:p>
+      <w:r>
+        <w:t xml:space="preserve">Positive Marks: 1</w:t>
+      </w:r>
+    </w:p>
+    <w:p>
+      <w:r>
+        <w:t xml:space="preserve">Negative Marks: 0.25</w:t>
+      </w:r>
+    </w:p>
+    <w:p>
+      <w:r>
+        <w:t xml:space="preserve"/>
+      </w:r>
+    </w:p>
+    <w:p>
+      <w:r>
+        <w:t xml:space="preserve">Question: In MS Excel, the intersection of a row and column is called a:</w:t>
+      </w:r>
+    </w:p>
+    <w:p>
+      <w:r>
+        <w:t xml:space="preserve">(a) Cell</w:t>
+      </w:r>
+    </w:p>
+    <w:p>
+      <w:r>
+        <w:t xml:space="preserve">(b) Sheet</w:t>
+      </w:r>
+    </w:p>
+    <w:p>
+      <w:r>
+        <w:t xml:space="preserve">(c) Chart</w:t>
+      </w:r>
+    </w:p>
+    <w:p>
+      <w:r>
+        <w:t xml:space="preserve">(d) Formula</w:t>
+      </w:r>
+    </w:p>
+    <w:p>
+      <w:r>
+        <w:t xml:space="preserve">Answer: a</w:t>
+      </w:r>
+    </w:p>
+    <w:p>
+      <w:r>
+        <w:t xml:space="preserve">Solution: ✅ Correct Answer: (a)</w:t>
+      </w:r>
+    </w:p>
+    <w:p>
+      <w:r>
+        <w:t xml:space="preserve">🧠 Clinical Rationale: A cell is the intersection of a row and a column, identified by its address (e.g., B3). Data is entered and formulas are written inside cells.</w:t>
+      </w:r>
+    </w:p>
+    <w:p>
+      <w:r>
+        <w:t xml:space="preserve">🔍 Key Clues: "Intersection of a row and column" = cell by definition.</w:t>
+      </w:r>
+    </w:p>
+    <w:p>
+      <w:r>
+        <w:t xml:space="preserve">❌ Why Not Other Options?</w:t>
+      </w:r>
+    </w:p>
+    <w:p>
+      <w:r>
+        <w:t xml:space="preserve">(b) — A sheet (worksheet) is a grid of cells.</w:t>
+      </w:r>
+    </w:p>
+    <w:p>
+      <w:r>
+        <w:t xml:space="preserve">(c) — A chart is a graphical representation of data.</w:t>
+      </w:r>
+    </w:p>
+    <w:p>
+      <w:r>
+        <w:t xml:space="preserve">(d) — A formula is a calculation written in a cell.</w:t>
+      </w:r>
+    </w:p>
+    <w:p>
+      <w:r>
+        <w:t xml:space="preserve">⚠️ Exam Trap: Cell = intersection; worksheet = collection of cells; workbook = collection of sheets.</w:t>
+      </w:r>
+    </w:p>
+    <w:p>
+      <w:r>
+        <w:t xml:space="preserve">💎 PNC Pearl: Rows × Columns = Cells — the building block of Excel.</w:t>
+      </w:r>
+    </w:p>
+    <w:p>
+      <w:r>
+        <w:t xml:space="preserve">Positive Marks: 1</w:t>
+      </w:r>
+    </w:p>
+    <w:p>
+      <w:r>
+        <w:t xml:space="preserve">Negative Marks: 0.25</w:t>
+      </w:r>
+    </w:p>
+    <w:p>
+      <w:r>
+        <w:t xml:space="preserve"/>
+      </w:r>
+    </w:p>
+    <w:p>
+      <w:r>
+        <w:t xml:space="preserve">Question: The largest lake in India is:</w:t>
+      </w:r>
+    </w:p>
+    <w:p>
+      <w:r>
+        <w:t xml:space="preserve">(a) Chilika Lake</w:t>
+      </w:r>
+    </w:p>
+    <w:p>
+      <w:r>
+        <w:t xml:space="preserve">(b) Wular Lake</w:t>
+      </w:r>
+    </w:p>
+    <w:p>
+      <w:r>
+        <w:t xml:space="preserve">(c) Dal Lake</w:t>
+      </w:r>
+    </w:p>
+    <w:p>
+      <w:r>
+        <w:t xml:space="preserve">(d) Sambhar Lake</w:t>
+      </w:r>
+    </w:p>
+    <w:p>
+      <w:r>
+        <w:t xml:space="preserve">Answer: a</w:t>
+      </w:r>
+    </w:p>
+    <w:p>
+      <w:r>
+        <w:t xml:space="preserve">Solution: ✅ Correct Answer: (a)</w:t>
+      </w:r>
+    </w:p>
+    <w:p>
+      <w:r>
+        <w:t xml:space="preserve">🧠 Clinical Rationale: Chilika Lake (Odisha) is the largest coastal lagoon and the largest lake in India by area; it is a Ramsar site and a haven for migratory birds.</w:t>
+      </w:r>
+    </w:p>
+    <w:p>
+      <w:r>
+        <w:t xml:space="preserve">🔍 Key Clues: "Largest lake in India" → Chilika (coastal lagoon).</w:t>
+      </w:r>
+    </w:p>
+    <w:p>
+      <w:r>
+        <w:t xml:space="preserve">❌ Why Not Other Options?</w:t>
+      </w:r>
+    </w:p>
+    <w:p>
+      <w:r>
+        <w:t xml:space="preserve">(b) — Wular Lake (J&amp;K) is the largest freshwater lake, not the largest overall.</w:t>
+      </w:r>
+    </w:p>
+    <w:p>
+      <w:r>
+        <w:t xml:space="preserve">(c) — Dal Lake is famous but small.</w:t>
+      </w:r>
+    </w:p>
+    <w:p>
+      <w:r>
+        <w:t xml:space="preserve">(d) — Sambhar is the largest inland saltwater lake.</w:t>
+      </w:r>
+    </w:p>
+    <w:p>
+      <w:r>
+        <w:t xml:space="preserve">⚠️ Exam Trap: Largest overall = Chilika; largest freshwater = Wular — the classic confusion.</w:t>
+      </w:r>
+    </w:p>
+    <w:p>
+      <w:r>
+        <w:t xml:space="preserve">💎 PNC Pearl: Chilika = largest lake; Wular = largest freshwater lake.</w:t>
+      </w:r>
+    </w:p>
+    <w:p>
+      <w:r>
+        <w:t xml:space="preserve">Positive Marks: 1</w:t>
+      </w:r>
+    </w:p>
+    <w:p>
+      <w:r>
+        <w:t xml:space="preserve">Negative Marks: 0.25</w:t>
+      </w:r>
+    </w:p>
+    <w:p>
+      <w:r>
+        <w:t xml:space="preserve"/>
+      </w:r>
+    </w:p>
+    <w:p>
+      <w:r>
+        <w:t xml:space="preserve">Question: Find the missing number: 1, 2, 6, 24, 120, ?</w:t>
+      </w:r>
+    </w:p>
+    <w:p>
+      <w:r>
+        <w:t xml:space="preserve">(a) 480</w:t>
+      </w:r>
+    </w:p>
+    <w:p>
+      <w:r>
+        <w:t xml:space="preserve">(b) 600</w:t>
+      </w:r>
+    </w:p>
+    <w:p>
+      <w:r>
+        <w:t xml:space="preserve">(c) 720</w:t>
+      </w:r>
+    </w:p>
+    <w:p>
+      <w:r>
+        <w:t xml:space="preserve">(d) 840</w:t>
+      </w:r>
+    </w:p>
+    <w:p>
+      <w:r>
+        <w:t xml:space="preserve">Answer: c</w:t>
+      </w:r>
+    </w:p>
+    <w:p>
+      <w:r>
+        <w:t xml:space="preserve">Solution: ✅ Correct Answer: (c)</w:t>
+      </w:r>
+    </w:p>
+    <w:p>
+      <w:r>
+        <w:t xml:space="preserve">🧠 Clinical Rationale: The series is factorials: 1! = 1, 2! = 2, 3! = 6, 4! = 24, 5! = 120. The next term is 6! = 720.</w:t>
+      </w:r>
+    </w:p>
+    <w:p>
+      <w:r>
+        <w:t xml:space="preserve">🔍 Key Clues: "1, 2, 6, 24, 120" = multiply by 2, 3, 4, 5 → next multiply by 6.</w:t>
+      </w:r>
+    </w:p>
+    <w:p>
+      <w:r>
+        <w:t xml:space="preserve">❌ Why Not Other Options?</w:t>
+      </w:r>
+    </w:p>
+    <w:p>
+      <w:r>
+        <w:t xml:space="preserve">(a) — 480 = 120 × 4 (wrong multiplier).</w:t>
+      </w:r>
+    </w:p>
+    <w:p>
+      <w:r>
+        <w:t xml:space="preserve">(b) — 600 = 120 × 5 (already used).</w:t>
+      </w:r>
+    </w:p>
+    <w:p>
+      <w:r>
+        <w:t xml:space="preserve">(d) — 840 = 120 × 7.</w:t>
+      </w:r>
+    </w:p>
+    <w:p>
+      <w:r>
+        <w:t xml:space="preserve">⚠️ Exam Trap: Recognize factorial growth — each term is n!.</w:t>
+      </w:r>
+    </w:p>
+    <w:p>
+      <w:r>
+        <w:t xml:space="preserve">💎 PNC Pearl: 120 × 6 = 720 → 6!.</w:t>
+      </w:r>
+    </w:p>
+    <w:p>
+      <w:r>
+        <w:t xml:space="preserve">Positive Marks: 1</w:t>
+      </w:r>
+    </w:p>
+    <w:p>
+      <w:r>
+        <w:t xml:space="preserve">Negative Marks: 0.25</w:t>
+      </w:r>
+    </w:p>
+    <w:p>
+      <w:r>
+        <w:t xml:space="preserve">Question: The area of a circle with radius 7 cm is (π = 22/7):</w:t>
+      </w:r>
+    </w:p>
+    <w:p>
+      <w:r>
+        <w:t xml:space="preserve">(a) 154 sq cm</w:t>
+      </w:r>
+    </w:p>
+    <w:p>
+      <w:r>
+        <w:t xml:space="preserve">(b) 44 sq cm</w:t>
+      </w:r>
+    </w:p>
+    <w:p>
+      <w:r>
+        <w:t xml:space="preserve">(c) 154 cm</w:t>
+      </w:r>
+    </w:p>
+    <w:p>
+      <w:r>
+        <w:t xml:space="preserve">(d) 308 sq cm</w:t>
+      </w:r>
+    </w:p>
+    <w:p>
+      <w:r>
+        <w:t xml:space="preserve">Answer: a</w:t>
+      </w:r>
+    </w:p>
+    <w:p>
+      <w:r>
+        <w:t xml:space="preserve">Solution: ✅ Correct Answer: (a)</w:t>
+      </w:r>
+    </w:p>
+    <w:p>
+      <w:r>
+        <w:t xml:space="preserve">🧠 Clinical Rationale: Area of a circle = πr² = (22/7) × 7 × 7 = 154 sq cm.</w:t>
+      </w:r>
+    </w:p>
+    <w:p>
+      <w:r>
+        <w:t xml:space="preserve">🔍 Key Clues: Radius 7 cm → square it, multiply by 22/7.</w:t>
+      </w:r>
+    </w:p>
+    <w:p>
+      <w:r>
+        <w:t xml:space="preserve">❌ Why Not Other Options?</w:t>
+      </w:r>
+    </w:p>
+    <w:p>
+      <w:r>
+        <w:t xml:space="preserve">(b) — 44 = 2πr (circumference), not area.</w:t>
+      </w:r>
+    </w:p>
+    <w:p>
+      <w:r>
+        <w:t xml:space="preserve">(c) — 154 without units is incomplete; area is always in square units.</w:t>
+      </w:r>
+    </w:p>
+    <w:p>
+      <w:r>
+        <w:t xml:space="preserve">(d) — 308 = 2 × 154 (double the correct area).</w:t>
+      </w:r>
+    </w:p>
+    <w:p>
+      <w:r>
+        <w:t xml:space="preserve">⚠️ Exam Trap: Area uses r²; circumference uses 2r — don't swap formulas.</w:t>
+      </w:r>
+    </w:p>
+    <w:p>
+      <w:r>
+        <w:t xml:space="preserve">💎 PNC Pearl: r = 7 → area = 154 (memorable pair with π = 22/7).</w:t>
+      </w:r>
+    </w:p>
+    <w:p>
+      <w:r>
+        <w:t xml:space="preserve">Positive Marks: 1</w:t>
+      </w:r>
+    </w:p>
+    <w:p>
+      <w:r>
+        <w:t xml:space="preserve">Negative Marks: 0.25</w:t>
+      </w:r>
+    </w:p>
+    <w:p>
+      <w:r>
+        <w:t xml:space="preserve"/>
+      </w:r>
+    </w:p>
+    <w:p>
+      <w:r>
+        <w:t xml:space="preserve">Question: The full form of "IP" in IP address is:</w:t>
+      </w:r>
+    </w:p>
+    <w:p>
+      <w:r>
+        <w:t xml:space="preserve">(a) Internet Protocol</w:t>
+      </w:r>
+    </w:p>
+    <w:p>
+      <w:r>
+        <w:t xml:space="preserve">(b) Internet Process</w:t>
+      </w:r>
+    </w:p>
+    <w:p>
+      <w:r>
+        <w:t xml:space="preserve">(c) Internal Protocol</w:t>
+      </w:r>
+    </w:p>
+    <w:p>
+      <w:r>
+        <w:t xml:space="preserve">(d) Integrated Program</w:t>
+      </w:r>
+    </w:p>
+    <w:p>
+      <w:r>
+        <w:t xml:space="preserve">Answer: a</w:t>
+      </w:r>
+    </w:p>
+    <w:p>
+      <w:r>
+        <w:t xml:space="preserve">Solution: ✅ Correct Answer: (a)</w:t>
+      </w:r>
+    </w:p>
+    <w:p>
+      <w:r>
+        <w:t xml:space="preserve">🧠 Clinical Rationale: IP stands for Internet Protocol — the addressing system (IPv4/IPv6) that identifies devices on a network and routes data between them.</w:t>
+      </w:r>
+    </w:p>
+    <w:p>
+      <w:r>
+        <w:t xml:space="preserve">🔍 Key Clues: "IP address" → Internet Protocol address.</w:t>
+      </w:r>
+    </w:p>
+    <w:p>
+      <w:r>
+        <w:t xml:space="preserve">❌ Why Not Other Options?</w:t>
+      </w:r>
+    </w:p>
+    <w:p>
+      <w:r>
+        <w:t xml:space="preserve">(b), (c), (d) — "Process," "Internal," and "Integrated" are common distractors but not the correct expansion.</w:t>
+      </w:r>
+    </w:p>
+    <w:p>
+      <w:r>
+        <w:t xml:space="preserve">⚠️ Exam Trap: IP = Internet Protocol (network addressing), not "Internal."</w:t>
+      </w:r>
+    </w:p>
+    <w:p>
+      <w:r>
+        <w:t xml:space="preserve">💎 PNC Pearl: IP address = device's identity card on the internet.</w:t>
+      </w:r>
+    </w:p>
+    <w:p>
+      <w:r>
+        <w:t xml:space="preserve">Positive Marks: 1</w:t>
+      </w:r>
+    </w:p>
+    <w:p>
+      <w:r>
+        <w:t xml:space="preserve">Negative Marks: 0.25</w:t>
+      </w:r>
+    </w:p>
+    <w:p>
+      <w:r>
+        <w:t xml:space="preserve"/>
+      </w:r>
+    </w:p>
+    <w:p>
+      <w:r>
+        <w:t xml:space="preserve">Question: The "Buddha" was born at which place?</w:t>
+      </w:r>
+    </w:p>
+    <w:p>
+      <w:r>
+        <w:t xml:space="preserve">(a) Lumbini</w:t>
+      </w:r>
+    </w:p>
+    <w:p>
+      <w:r>
+        <w:t xml:space="preserve">(b) Bodh Gaya</w:t>
+      </w:r>
+    </w:p>
+    <w:p>
+      <w:r>
+        <w:t xml:space="preserve">(c) Sarnath</w:t>
+      </w:r>
+    </w:p>
+    <w:p>
+      <w:r>
+        <w:t xml:space="preserve">(d) Kushinagar</w:t>
+      </w:r>
+    </w:p>
+    <w:p>
+      <w:r>
+        <w:t xml:space="preserve">Answer: a</w:t>
+      </w:r>
+    </w:p>
+    <w:p>
+      <w:r>
+        <w:t xml:space="preserve">Solution: ✅ Correct Answer: (a)</w:t>
+      </w:r>
+    </w:p>
+    <w:p>
+      <w:r>
+        <w:t xml:space="preserve">🧠 Clinical Rationale: Gautama Buddha was born at Lumbini (present-day Nepal), attained enlightenment at Bodh Gaya, preached his first sermon at Sarnath, and died (mahaparinirvana) at Kushinagar.</w:t>
+      </w:r>
+    </w:p>
+    <w:p>
+      <w:r>
+        <w:t xml:space="preserve">🔍 Key Clues: "Born" → Lumbini — the other sites mark later life events.</w:t>
+      </w:r>
+    </w:p>
+    <w:p>
+      <w:r>
+        <w:t xml:space="preserve">❌ Why Not Other Options?</w:t>
+      </w:r>
+    </w:p>
+    <w:p>
+      <w:r>
+        <w:t xml:space="preserve">(b) — Bodh Gaya is where he attained enlightenment.</w:t>
+      </w:r>
+    </w:p>
+    <w:p>
+      <w:r>
+        <w:t xml:space="preserve">(c) — Sarnath is where he gave the first sermon.</w:t>
+      </w:r>
+    </w:p>
+    <w:p>
+      <w:r>
+        <w:t xml:space="preserve">(d) — Kushinagar is where he died.</w:t>
+      </w:r>
+    </w:p>
+    <w:p>
+      <w:r>
+        <w:t xml:space="preserve">⚠️ Exam Trap: Born (Lumbini) → Enlightenment (Bodh Gaya) → First sermon (Sarnath) → Death (Kushinagar) — memorize the order.</w:t>
+      </w:r>
+    </w:p>
+    <w:p>
+      <w:r>
+        <w:t xml:space="preserve">💎 PNC Pearl: Lumbini = birth; Bodh Gaya = enlightenment.</w:t>
+      </w:r>
+    </w:p>
+    <w:p>
+      <w:r>
+        <w:t xml:space="preserve">Positive Marks: 1</w:t>
+      </w:r>
+    </w:p>
+    <w:p>
+      <w:r>
+        <w:t xml:space="preserve">Negative Marks: 0.25</w:t>
+      </w:r>
+    </w:p>
+    <w:p>
+      <w:r>
+        <w:t xml:space="preserve"/>
+      </w:r>
+    </w:p>
+    <w:p>
+      <w:r>
+        <w:t xml:space="preserve">Question: A boat travels 20 km downstream in 2 hours and returns upstream in 4 hours. The speed of the boat in still water is:</w:t>
+      </w:r>
+    </w:p>
+    <w:p>
+      <w:r>
+        <w:t xml:space="preserve">(a) 5 km/h</w:t>
+      </w:r>
+    </w:p>
+    <w:p>
+      <w:r>
+        <w:t xml:space="preserve">(b) 7.5 km/h</w:t>
+      </w:r>
+    </w:p>
+    <w:p>
+      <w:r>
+        <w:t xml:space="preserve">(c) 10 km/h</w:t>
+      </w:r>
+    </w:p>
+    <w:p>
+      <w:r>
+        <w:t xml:space="preserve">(d) 15 km/h</w:t>
+      </w:r>
+    </w:p>
+    <w:p>
+      <w:r>
+        <w:t xml:space="preserve">Answer: b</w:t>
+      </w:r>
+    </w:p>
+    <w:p>
+      <w:r>
+        <w:t xml:space="preserve">Solution: ✅ Correct Answer: (b)</w:t>
+      </w:r>
+    </w:p>
+    <w:p>
+      <w:r>
+        <w:t xml:space="preserve">🧠 Clinical Rationale: Downstream speed = 20 ÷ 2 = 10 km/h; upstream speed = 20 ÷ 4 = 5 km/h. Boat speed in still water = (downstream + upstream) ÷ 2 = (10 + 5) ÷ 2 = 7.5 km/h.</w:t>
+      </w:r>
+    </w:p>
+    <w:p>
+      <w:r>
+        <w:t xml:space="preserve">🔍 Key Clues: "Still water speed" → average of downstream and upstream speeds.</w:t>
+      </w:r>
+    </w:p>
+    <w:p>
+      <w:r>
+        <w:t xml:space="preserve">❌ Why Not Other Options?</w:t>
+      </w:r>
+    </w:p>
+    <w:p>
+      <w:r>
+        <w:t xml:space="preserve">(a) — 5 km/h is the upstream speed alone.</w:t>
+      </w:r>
+    </w:p>
+    <w:p>
+      <w:r>
+        <w:t xml:space="preserve">(c) — 10 km/h is the downstream speed alone.</w:t>
+      </w:r>
+    </w:p>
+    <w:p>
+      <w:r>
+        <w:t xml:space="preserve">(d) — 15 km/h wrongly adds instead of averaging.</w:t>
+      </w:r>
+    </w:p>
+    <w:p>
+      <w:r>
+        <w:t xml:space="preserve">⚠️ Exam Trap: Boat speed = (D + U)/2; stream speed = (D − U)/2.</w:t>
+      </w:r>
+    </w:p>
+    <w:p>
+      <w:r>
+        <w:t xml:space="preserve">💎 PNC Pearl: Still-water speed = average of downstream and upstream speeds.</w:t>
+      </w:r>
+    </w:p>
+    <w:p>
+      <w:r>
+        <w:t xml:space="preserve">Positive Marks: 1</w:t>
+      </w:r>
+    </w:p>
+    <w:p>
+      <w:r>
+        <w:t xml:space="preserve">Negative Marks: 0.25</w:t>
+      </w:r>
+    </w:p>
+    <w:p>
+      <w:r>
+        <w:t xml:space="preserve"/>
+      </w:r>
+    </w:p>
+    <w:p>
+      <w:r>
+        <w:t xml:space="preserve">Question: Which device is used to input sound into a computer?</w:t>
+      </w:r>
+    </w:p>
+    <w:p>
+      <w:r>
+        <w:t xml:space="preserve">(a) Microphone</w:t>
+      </w:r>
+    </w:p>
+    <w:p>
+      <w:r>
+        <w:t xml:space="preserve">(b) Speaker</w:t>
+      </w:r>
+    </w:p>
+    <w:p>
+      <w:r>
+        <w:t xml:space="preserve">(c) Monitor</w:t>
+      </w:r>
+    </w:p>
+    <w:p>
+      <w:r>
+        <w:t xml:space="preserve">(d) Printer</w:t>
+      </w:r>
+    </w:p>
+    <w:p>
+      <w:r>
+        <w:t xml:space="preserve">Answer: a</w:t>
+      </w:r>
+    </w:p>
+    <w:p>
+      <w:r>
+        <w:t xml:space="preserve">Solution: ✅ Correct Answer: (a)</w:t>
+      </w:r>
+    </w:p>
+    <w:p>
+      <w:r>
+        <w:t xml:space="preserve">🧠 Clinical Rationale: A microphone is an input device that converts sound waves into electrical signals the computer can process.</w:t>
+      </w:r>
+    </w:p>
+    <w:p>
+      <w:r>
+        <w:t xml:space="preserve">🔍 Key Clues: "Input sound" → microphone (input).</w:t>
+      </w:r>
+    </w:p>
+    <w:p>
+      <w:r>
+        <w:t xml:space="preserve">❌ Why Not Other Options?</w:t>
+      </w:r>
+    </w:p>
+    <w:p>
+      <w:r>
+        <w:t xml:space="preserve">(b) — Speakers output sound.</w:t>
+      </w:r>
+    </w:p>
+    <w:p>
+      <w:r>
+        <w:t xml:space="preserve">(c) — Monitor is an output device for visuals.</w:t>
+      </w:r>
+    </w:p>
+    <w:p>
+      <w:r>
+        <w:t xml:space="preserve">(d) — Printer is an output device for paper.</w:t>
+      </w:r>
+    </w:p>
+    <w:p>
+      <w:r>
+        <w:t xml:space="preserve">⚠️ Exam Trap: Input (microphone, keyboard, mouse, scanner) vs. output (speaker, monitor, printer).</w:t>
+      </w:r>
+    </w:p>
+    <w:p>
+      <w:r>
+        <w:t xml:space="preserve">💎 PNC Pearl: Sound in = microphone; sound out = speaker.</w:t>
+      </w:r>
+    </w:p>
+    <w:p>
+      <w:r>
+        <w:t xml:space="preserve">Positive Marks: 1</w:t>
+      </w:r>
+    </w:p>
+    <w:p>
+      <w:r>
+        <w:t xml:space="preserve">Negative Marks: 0.25</w:t>
+      </w:r>
+    </w:p>
+    <w:p>
+      <w:r>
+        <w:t xml:space="preserve"/>
+      </w:r>
+    </w:p>
+    <w:p>
+      <w:r>
+        <w:t xml:space="preserve">Question: The "Kumbh Mela" at Haridwar is held on the banks of which river?</w:t>
+      </w:r>
+    </w:p>
+    <w:p>
+      <w:r>
+        <w:t xml:space="preserve">(a) Ganga</w:t>
+      </w:r>
+    </w:p>
+    <w:p>
+      <w:r>
+        <w:t xml:space="preserve">(b) Yamuna</w:t>
+      </w:r>
+    </w:p>
+    <w:p>
+      <w:r>
+        <w:t xml:space="preserve">(c) Godavari</w:t>
+      </w:r>
+    </w:p>
+    <w:p>
+      <w:r>
+        <w:t xml:space="preserve">(d) Narmada</w:t>
+      </w:r>
+    </w:p>
+    <w:p>
+      <w:r>
+        <w:t xml:space="preserve">Answer: a</w:t>
+      </w:r>
+    </w:p>
+    <w:p>
+      <w:r>
+        <w:t xml:space="preserve">Solution: ✅ Correct Answer: (a)</w:t>
+      </w:r>
+    </w:p>
+    <w:p>
+      <w:r>
+        <w:t xml:space="preserve">🧠 Clinical Rationale: The Haridwar Kumbh Mela is held on the banks of the Ganga. The Kumbh rotates among four locations: Haridwar (Ganga), Prayagraj (Sangam of Ganga–Yamuna–Saraswati), Nashik (Godavari), and Ujjain (Shipra).</w:t>
+      </w:r>
+    </w:p>
+    <w:p>
+      <w:r>
+        <w:t xml:space="preserve">🔍 Key Clues: "Haridwar" → Ganga river.</w:t>
+      </w:r>
+    </w:p>
+    <w:p>
+      <w:r>
+        <w:t xml:space="preserve">❌ Why Not Other Options?</w:t>
+      </w:r>
+    </w:p>
+    <w:p>
+      <w:r>
+        <w:t xml:space="preserve">(b) — Yamuna is associated with the Prayagraj Kumbh (at the Sangam).</w:t>
+      </w:r>
+    </w:p>
+    <w:p>
+      <w:r>
+        <w:t xml:space="preserve">(c) — Godavari is linked to Nashik.</w:t>
+      </w:r>
+    </w:p>
+    <w:p>
+      <w:r>
+        <w:t xml:space="preserve">(d) — Narmada has no Kumbh association.</w:t>
+      </w:r>
+    </w:p>
+    <w:p>
+      <w:r>
+        <w:t xml:space="preserve">⚠️ Exam Trap: Kumbh sites — Haridwar: Ganga; Nashik: Godavari; Ujjain: Shipra; Prayagraj: Sangam.</w:t>
+      </w:r>
+    </w:p>
+    <w:p>
+      <w:r>
+        <w:t xml:space="preserve">💎 PNC Pearl: Haridwar → Ganga; Nashik → Godavari.</w:t>
+      </w:r>
+    </w:p>
+    <w:p>
+      <w:r>
+        <w:t xml:space="preserve">Positive Marks: 1</w:t>
+      </w:r>
+    </w:p>
+    <w:p>
+      <w:r>
+        <w:t xml:space="preserve">Negative Marks: 0.25</w:t>
+      </w:r>
+    </w:p>
+    <w:p>
+      <w:r>
+        <w:t xml:space="preserve"/>
+      </w:r>
+    </w:p>
+    <w:p>
+      <w:r>
+        <w:t xml:space="preserve">Question: If 30% of a number is 90, the number is:</w:t>
+      </w:r>
+    </w:p>
+    <w:p>
+      <w:r>
+        <w:t xml:space="preserve">(a) 200</w:t>
+      </w:r>
+    </w:p>
+    <w:p>
+      <w:r>
+        <w:t xml:space="preserve">(b) 250</w:t>
+      </w:r>
+    </w:p>
+    <w:p>
+      <w:r>
+        <w:t xml:space="preserve">(c) 300</w:t>
+      </w:r>
+    </w:p>
+    <w:p>
+      <w:r>
+        <w:t xml:space="preserve">(d) 350</w:t>
+      </w:r>
+    </w:p>
+    <w:p>
+      <w:r>
+        <w:t xml:space="preserve">Answer: c</w:t>
+      </w:r>
+    </w:p>
+    <w:p>
+      <w:r>
+        <w:t xml:space="preserve">Solution: ✅ Correct Answer: (c)</w:t>
+      </w:r>
+    </w:p>
+    <w:p>
+      <w:r>
+        <w:t xml:space="preserve">🧠 Clinical Rationale: 0.3 × Number = 90 → Number = 90 ÷ 0.3 = 300.</w:t>
+      </w:r>
+    </w:p>
+    <w:p>
+      <w:r>
+        <w:t xml:space="preserve">🔍 Key Clues: "30% of a number is 90" → divide 90 by 0.3.</w:t>
+      </w:r>
+    </w:p>
+    <w:p>
+      <w:r>
+        <w:t xml:space="preserve">❌ Why Not Other Options?</w:t>
+      </w:r>
+    </w:p>
+    <w:p>
+      <w:r>
+        <w:t xml:space="preserve">(a) — 30% of 200 = 60.</w:t>
+      </w:r>
+    </w:p>
+    <w:p>
+      <w:r>
+        <w:t xml:space="preserve">(b) — 30% of 250 = 75.</w:t>
+      </w:r>
+    </w:p>
+    <w:p>
+      <w:r>
+        <w:t xml:space="preserve">(d) — 30% of 350 = 105.</w:t>
+      </w:r>
+    </w:p>
+    <w:p>
+      <w:r>
+        <w:t xml:space="preserve">⚠️ Exam Trap: Divide by the percentage as a decimal (0.3), not by 30.</w:t>
+      </w:r>
+    </w:p>
+    <w:p>
+      <w:r>
+        <w:t xml:space="preserve">💎 PNC Pearl: Number = value ÷ (percent/100).</w:t>
+      </w:r>
+    </w:p>
+    <w:p>
+      <w:r>
+        <w:t xml:space="preserve">Positive Marks: 1</w:t>
+      </w:r>
+    </w:p>
+    <w:p>
+      <w:r>
+        <w:t xml:space="preserve">Negative Marks: 0.25</w:t>
+      </w:r>
+    </w:p>
+    <w:p>
+      <w:r>
+        <w:t xml:space="preserve"/>
+      </w:r>
+    </w:p>
+    <w:p>
+      <w:r>
+        <w:t xml:space="preserve">Question: Which key combination moves the cursor to the end of a line?</w:t>
+      </w:r>
+    </w:p>
+    <w:p>
+      <w:r>
+        <w:t xml:space="preserve">(a) End</w:t>
+      </w:r>
+    </w:p>
+    <w:p>
+      <w:r>
+        <w:t xml:space="preserve">(b) Home</w:t>
+      </w:r>
+    </w:p>
+    <w:p>
+      <w:r>
+        <w:t xml:space="preserve">(c) Page Up</w:t>
+      </w:r>
+    </w:p>
+    <w:p>
+      <w:r>
+        <w:t xml:space="preserve">(d) Insert</w:t>
+      </w:r>
+    </w:p>
+    <w:p>
+      <w:r>
+        <w:t xml:space="preserve">Answer: a</w:t>
+      </w:r>
+    </w:p>
+    <w:p>
+      <w:r>
+        <w:t xml:space="preserve">Solution: ✅ Correct Answer: (a)</w:t>
+      </w:r>
+    </w:p>
+    <w:p>
+      <w:r>
+        <w:t xml:space="preserve">🧠 Clinical Rationale: The End key moves the cursor to the end of the current line; the Home key moves it to the beginning.</w:t>
+      </w:r>
+    </w:p>
+    <w:p>
+      <w:r>
+        <w:t xml:space="preserve">🔍 Key Clues: "End of a line" → End key (name matches function).</w:t>
+      </w:r>
+    </w:p>
+    <w:p>
+      <w:r>
+        <w:t xml:space="preserve">❌ Why Not Other Options?</w:t>
+      </w:r>
+    </w:p>
+    <w:p>
+      <w:r>
+        <w:t xml:space="preserve">(b) — Home moves to the beginning of the line.</w:t>
+      </w:r>
+    </w:p>
+    <w:p>
+      <w:r>
+        <w:t xml:space="preserve">(c) — Page Up scrolls up a screen.</w:t>
+      </w:r>
+    </w:p>
+    <w:p>
+      <w:r>
+        <w:t xml:space="preserve">(d) — Insert toggles overwrite mode.</w:t>
+      </w:r>
+    </w:p>
+    <w:p>
+      <w:r>
+        <w:t xml:space="preserve">⚠️ Exam Trap: End = end of line; Home = start of line — natural pairing.</w:t>
+      </w:r>
+    </w:p>
+    <w:p>
+      <w:r>
+        <w:t xml:space="preserve">💎 PNC Pearl: Home ↔ beginning, End ↔ end — easy to remember.</w:t>
+      </w:r>
+    </w:p>
+    <w:p>
+      <w:r>
+        <w:t xml:space="preserve">Positive Marks: 1</w:t>
+      </w:r>
+    </w:p>
+    <w:p>
+      <w:r>
+        <w:t xml:space="preserve">Negative Marks: 0.25</w:t>
+      </w:r>
+    </w:p>
+    <w:p>
+      <w:r>
+        <w:t xml:space="preserve"/>
+      </w:r>
+    </w:p>
+    <w:p>
+      <w:r>
+        <w:t xml:space="preserve">Question: The "Gandhi Peace Prize" is awarded by which country?</w:t>
+      </w:r>
+    </w:p>
+    <w:p>
+      <w:r>
+        <w:t xml:space="preserve">(a) India</w:t>
+      </w:r>
+    </w:p>
+    <w:p>
+      <w:r>
+        <w:t xml:space="preserve">(b) USA</w:t>
+      </w:r>
+    </w:p>
+    <w:p>
+      <w:r>
+        <w:t xml:space="preserve">(c) UK</w:t>
+      </w:r>
+    </w:p>
+    <w:p>
+      <w:r>
+        <w:t xml:space="preserve">(d) Japan</w:t>
+      </w:r>
+    </w:p>
+    <w:p>
+      <w:r>
+        <w:t xml:space="preserve">Answer: a</w:t>
+      </w:r>
+    </w:p>
+    <w:p>
+      <w:r>
+        <w:t xml:space="preserve">Solution: ✅ Correct Answer: (a)</w:t>
+      </w:r>
+    </w:p>
+    <w:p>
+      <w:r>
+        <w:t xml:space="preserve">🧠 Clinical Rationale: The Gandhi Peace Prize is an Indian award, instituted in 1995 (Gandhi's 125th birth anniversary), honoring contributions to social, economic, and political transformation through non-violence.</w:t>
+      </w:r>
+    </w:p>
+    <w:p>
+      <w:r>
+        <w:t xml:space="preserve">🔍 Key Clues: "Gandhi Peace Prize" → Indian award since 1995.</w:t>
+      </w:r>
+    </w:p>
+    <w:p>
+      <w:r>
+        <w:t xml:space="preserve">❌ Why Not Other Options?</w:t>
+      </w:r>
+    </w:p>
+    <w:p>
+      <w:r>
+        <w:t xml:space="preserve">(b), (c), (d) — The USA, UK, and Japan do not administer this Indian prize.</w:t>
+      </w:r>
+    </w:p>
+    <w:p>
+      <w:r>
+        <w:t xml:space="preserve">⚠️ Exam Trap: Gandhi Peace Prize = India; Nobel Peace Prize = Norway (not India).</w:t>
+      </w:r>
+    </w:p>
+    <w:p>
+      <w:r>
+        <w:t xml:space="preserve">💎 PNC Pearl: Gandhi Peace Prize → India → 1995 → non-violence.</w:t>
+      </w:r>
+    </w:p>
+    <w:p>
+      <w:r>
+        <w:t xml:space="preserve">Positive Marks: 1</w:t>
+      </w:r>
+    </w:p>
+    <w:p>
+      <w:r>
+        <w:t xml:space="preserve">Negative Marks: 0.25</w:t>
+      </w:r>
+    </w:p>
+    <w:p>
+      <w:r>
+        <w:t xml:space="preserve"/>
+      </w:r>
+    </w:p>
+    <w:p>
+      <w:r>
+        <w:t xml:space="preserve">Question: If 5(x + 2) = 35, then x equals:</w:t>
+      </w:r>
+    </w:p>
+    <w:p>
+      <w:r>
+        <w:t xml:space="preserve">(a) 4</w:t>
+      </w:r>
+    </w:p>
+    <w:p>
+      <w:r>
+        <w:t xml:space="preserve">(b) 5</w:t>
+      </w:r>
+    </w:p>
+    <w:p>
+      <w:r>
+        <w:t xml:space="preserve">(c) 6</w:t>
+      </w:r>
+    </w:p>
+    <w:p>
+      <w:r>
+        <w:t xml:space="preserve">(d) 7</w:t>
+      </w:r>
+    </w:p>
+    <w:p>
+      <w:r>
+        <w:t xml:space="preserve">Answer: b</w:t>
+      </w:r>
+    </w:p>
+    <w:p>
+      <w:r>
+        <w:t xml:space="preserve">Solution: ✅ Correct Answer: (b)</w:t>
+      </w:r>
+    </w:p>
+    <w:p>
+      <w:r>
+        <w:t xml:space="preserve">🧠 Clinical Rationale: 5(x + 2) = 35 → x + 2 = 35 ÷ 5 = 7 → x = 7 − 2 = 5.</w:t>
+      </w:r>
+    </w:p>
+    <w:p>
+      <w:r>
+        <w:t xml:space="preserve">🔍 Key Clues: Divide both sides by 5, then subtract 2.</w:t>
+      </w:r>
+    </w:p>
+    <w:p>
+      <w:r>
+        <w:t xml:space="preserve">❌ Why Not Other Options?</w:t>
+      </w:r>
+    </w:p>
+    <w:p>
+      <w:r>
+        <w:t xml:space="preserve">(a) — 4 gives 5 × 6 = 30, not 35.</w:t>
+      </w:r>
+    </w:p>
+    <w:p>
+      <w:r>
+        <w:t xml:space="preserve">(c) — 6 gives 5 × 8 = 40, not 35.</w:t>
+      </w:r>
+    </w:p>
+    <w:p>
+      <w:r>
+        <w:t xml:space="preserve">(d) — 7 gives 5 × 9 = 45, not 35.</w:t>
+      </w:r>
+    </w:p>
+    <w:p>
+      <w:r>
+        <w:t xml:space="preserve">⚠️ Exam Trap: Divide first, then subtract — order matters.</w:t>
+      </w:r>
+    </w:p>
+    <w:p>
+      <w:r>
+        <w:t xml:space="preserve">💎 PNC Pearl: Isolate x step by step: ÷5, then −2.</w:t>
+      </w:r>
+    </w:p>
+    <w:p>
+      <w:r>
+        <w:t xml:space="preserve">Positive Marks: 1</w:t>
+      </w:r>
+    </w:p>
+    <w:p>
+      <w:r>
+        <w:t xml:space="preserve">Negative Marks: 0.25</w:t>
       </w:r>
     </w:p>
     <w:sectPr>
       <w:pgSz w:w="12240" w:h="15840"/>
-      <w:pgMar w:top="864" w:right="1008" w:bottom="864" w:left="1008" w:header="720" w:footer="720" w:gutter="0"/>
+      <w:pgMar w:top="1440" w:right="1800" w:bottom="1440" w:left="1800" w:header="720" w:footer="720" w:gutter="0"/>
       <w:cols w:space="720"/>
       <w:docGrid w:linePitch="360"/>
     </w:sectPr>
@@ -2535,10 +2125,6 @@
     <w:name w:val="Normal"/>
     <w:qFormat/>
     <w:rsid w:val="00FC693F"/>
-    <w:rPr>
-      <w:rFonts w:ascii="Calibri" w:hAnsi="Calibri"/>
-      <w:sz w:val="22"/>
-    </w:rPr>
   </w:style>
   <w:style w:type="paragraph" w:styleId="Header">
     <w:name w:val="header"/>
